--- a/resources/fixtures/report-name.docx
+++ b/resources/fixtures/report-name.docx
@@ -1,6 +1,6 @@
 
 <file path=word/document.xml><?xml version="1.0" encoding="utf-8"?>
-<w:document xmlns:wpc="http://schemas.microsoft.com/office/word/2010/wordprocessingCanvas" xmlns:cx="http://schemas.microsoft.com/office/drawing/2014/chartex" xmlns:cx1="http://schemas.microsoft.com/office/drawing/2015/9/8/chartex" xmlns:cx2="http://schemas.microsoft.com/office/drawing/2015/10/21/chartex" xmlns:cx3="http://schemas.microsoft.com/office/drawing/2016/5/9/chartex" xmlns:cx4="http://schemas.microsoft.com/office/drawing/2016/5/10/chartex" xmlns:cx5="http://schemas.microsoft.com/office/drawing/2016/5/11/chartex" xmlns:cx6="http://schemas.microsoft.com/office/drawing/2016/5/12/chartex" xmlns:cx7="http://schemas.microsoft.com/office/drawing/2016/5/13/chartex" xmlns:cx8="http://schemas.microsoft.com/office/drawing/2016/5/14/chartex" xmlns:mc="http://schemas.openxmlformats.org/markup-compatibility/2006" xmlns:aink="http://schemas.microsoft.com/office/drawing/2016/ink" xmlns:am3d="http://schemas.microsoft.com/office/drawing/2017/model3d" xmlns:o="urn:schemas-microsoft-com:office:office" xmlns:oel="http://schemas.microsoft.com/office/2019/extlst" xmlns:r="http://schemas.openxmlformats.org/officeDocument/2006/relationships" xmlns:m="http://schemas.openxmlformats.org/officeDocument/2006/math" xmlns:v="urn:schemas-microsoft-com:vml" xmlns:wp14="http://schemas.microsoft.com/office/word/2010/wordprocessingDrawing" xmlns:wp="http://schemas.openxmlformats.org/drawingml/2006/wordprocessingDrawing" xmlns:w10="urn:schemas-microsoft-com:office:word" xmlns:w="http://schemas.openxmlformats.org/wordprocessingml/2006/main" xmlns:w14="http://schemas.microsoft.com/office/word/2010/wordml" xmlns:w15="http://schemas.microsoft.com/office/word/2012/wordml" xmlns:w16cei="http://schemas.microsoft.com/office/word/2026/wordml/cei" xmlns:w16cex="http://schemas.microsoft.com/office/word/2018/wordml/cex" xmlns:w16cid="http://schemas.microsoft.com/office/word/2016/wordml/cid" xmlns:w16="http://schemas.microsoft.com/office/word/2018/wordml" xmlns:w16du="http://schemas.microsoft.com/office/word/2023/wordml/word16du" xmlns:w16sdtdh="http://schemas.microsoft.com/office/word/2020/wordml/sdtdatahash" xmlns:w16sdtfl="http://schemas.microsoft.com/office/word/2024/wordml/sdtformatlock" xmlns:w16se="http://schemas.microsoft.com/office/word/2015/wordml/symex" xmlns:wpg="http://schemas.microsoft.com/office/word/2010/wordprocessingGroup" xmlns:wpi="http://schemas.microsoft.com/office/word/2010/wordprocessingInk" xmlns:wne="http://schemas.microsoft.com/office/word/2006/wordml" xmlns:wps="http://schemas.microsoft.com/office/word/2010/wordprocessingShape" mc:Ignorable="w14 w15 w16se w16cid w16 w16cex w16sdtdh w16sdtfl w16du wp14">
+<w:document xmlns:wpc="http://schemas.microsoft.com/office/word/2010/wordprocessingCanvas" xmlns:cx="http://schemas.microsoft.com/office/drawing/2014/chartex" xmlns:cx1="http://schemas.microsoft.com/office/drawing/2015/9/8/chartex" xmlns:cx2="http://schemas.microsoft.com/office/drawing/2015/10/21/chartex" xmlns:cx3="http://schemas.microsoft.com/office/drawing/2016/5/9/chartex" xmlns:cx4="http://schemas.microsoft.com/office/drawing/2016/5/10/chartex" xmlns:cx5="http://schemas.microsoft.com/office/drawing/2016/5/11/chartex" xmlns:cx6="http://schemas.microsoft.com/office/drawing/2016/5/12/chartex" xmlns:cx7="http://schemas.microsoft.com/office/drawing/2016/5/13/chartex" xmlns:cx8="http://schemas.microsoft.com/office/drawing/2016/5/14/chartex" xmlns:mc="http://schemas.openxmlformats.org/markup-compatibility/2006" xmlns:aink="http://schemas.microsoft.com/office/drawing/2016/ink" xmlns:am3d="http://schemas.microsoft.com/office/drawing/2017/model3d" xmlns:o="urn:schemas-microsoft-com:office:office" xmlns:oel="http://schemas.microsoft.com/office/2019/extlst" xmlns:r="http://schemas.openxmlformats.org/officeDocument/2006/relationships" xmlns:m="http://schemas.openxmlformats.org/officeDocument/2006/math" xmlns:v="urn:schemas-microsoft-com:vml" xmlns:wp14="http://schemas.microsoft.com/office/word/2010/wordprocessingDrawing" xmlns:wp="http://schemas.openxmlformats.org/drawingml/2006/wordprocessingDrawing" xmlns:w10="urn:schemas-microsoft-com:office:word" xmlns:w="http://schemas.openxmlformats.org/wordprocessingml/2006/main" xmlns:w14="http://schemas.microsoft.com/office/word/2010/wordml" xmlns:w15="http://schemas.microsoft.com/office/word/2012/wordml" xmlns:w16cex="http://schemas.microsoft.com/office/word/2018/wordml/cex" xmlns:w16cid="http://schemas.microsoft.com/office/word/2016/wordml/cid" xmlns:w16="http://schemas.microsoft.com/office/word/2018/wordml" xmlns:w16du="http://schemas.microsoft.com/office/word/2023/wordml/word16du" xmlns:w16sdtdh="http://schemas.microsoft.com/office/word/2020/wordml/sdtdatahash" xmlns:w16sdtfl="http://schemas.microsoft.com/office/word/2024/wordml/sdtformatlock" xmlns:w16se="http://schemas.microsoft.com/office/word/2015/wordml/symex" xmlns:wpg="http://schemas.microsoft.com/office/word/2010/wordprocessingGroup" xmlns:wpi="http://schemas.microsoft.com/office/word/2010/wordprocessingInk" xmlns:wne="http://schemas.microsoft.com/office/word/2006/wordml" xmlns:wps="http://schemas.microsoft.com/office/word/2010/wordprocessingShape" mc:Ignorable="w14 w15 w16se w16cid w16 w16cex w16sdtdh w16sdtfl w16du wp14">
   <w:body>
     <w:p>
       <w:pPr>
@@ -2321,27 +2321,14 @@
       <w:r>
         <w:t xml:space="preserve">Table </w:t>
       </w:r>
-      <w:r>
-        <w:fldChar w:fldCharType="begin"/>
-      </w:r>
-      <w:r>
-        <w:instrText xml:space="preserve"> SEQ Table \* ARABIC </w:instrText>
-      </w:r>
-      <w:r>
-        <w:fldChar w:fldCharType="separate"/>
-      </w:r>
-      <w:r>
-        <w:rPr>
-          <w:noProof/>
-        </w:rPr>
-        <w:t>1</w:t>
-      </w:r>
-      <w:r>
-        <w:rPr>
-          <w:noProof/>
-        </w:rPr>
-        <w:fldChar w:fldCharType="end"/>
-      </w:r>
+      <w:fldSimple w:instr=" SEQ Table \* ARABIC ">
+        <w:r>
+          <w:rPr>
+            <w:noProof/>
+          </w:rPr>
+          <w:t>1</w:t>
+        </w:r>
+      </w:fldSimple>
       <w:r>
         <w:t>: Document Revision History</w:t>
       </w:r>
@@ -2672,27 +2659,14 @@
       <w:r>
         <w:t xml:space="preserve">Table </w:t>
       </w:r>
-      <w:r>
-        <w:fldChar w:fldCharType="begin"/>
-      </w:r>
-      <w:r>
-        <w:instrText xml:space="preserve"> SEQ Table \* ARABIC </w:instrText>
-      </w:r>
-      <w:r>
-        <w:fldChar w:fldCharType="separate"/>
-      </w:r>
-      <w:r>
-        <w:rPr>
-          <w:noProof/>
-        </w:rPr>
-        <w:t>2</w:t>
-      </w:r>
-      <w:r>
-        <w:rPr>
-          <w:noProof/>
-        </w:rPr>
-        <w:fldChar w:fldCharType="end"/>
-      </w:r>
+      <w:fldSimple w:instr=" SEQ Table \* ARABIC ">
+        <w:r>
+          <w:rPr>
+            <w:noProof/>
+          </w:rPr>
+          <w:t>2</w:t>
+        </w:r>
+      </w:fldSimple>
       <w:r>
         <w:t xml:space="preserve"> Penetration Testing Window Time</w:t>
       </w:r>
@@ -3395,7 +3369,7 @@
               </wp:inline>
             </w:drawing>
           </mc:Choice>
-          <mc:Fallback>
+          <mc:Fallback xmlns:w16cei="http://schemas.microsoft.com/office/word/2026/wordml/cei">
             <w:pict>
               <v:oval w14:anchorId="5FB2E91B" id="Oval 2" o:spid="_x0000_s1026" style="width:105.3pt;height:105.3pt;visibility:visible;mso-wrap-style:square;mso-left-percent:-10001;mso-top-percent:-10001;mso-position-horizontal:absolute;mso-position-horizontal-relative:char;mso-position-vertical:absolute;mso-position-vertical-relative:line;mso-left-percent:-10001;mso-top-percent:-10001;v-text-anchor:middle" o:gfxdata="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" fillcolor="black [3200]" strokecolor="black [480]" strokeweight="1pt">
                 <v:stroke joinstyle="miter"/>
@@ -3479,7 +3453,7 @@
               </wp:inline>
             </w:drawing>
           </mc:Choice>
-          <mc:Fallback>
+          <mc:Fallback xmlns:w16cei="http://schemas.microsoft.com/office/word/2026/wordml/cei">
             <w:pict>
               <v:oval w14:anchorId="7AA4EED1" id="Oval 3" o:spid="_x0000_s1026" style="width:105.3pt;height:105.3pt;visibility:visible;mso-wrap-style:square;mso-left-percent:-10001;mso-top-percent:-10001;mso-position-horizontal:absolute;mso-position-horizontal-relative:char;mso-position-vertical:absolute;mso-position-vertical-relative:line;mso-left-percent:-10001;mso-top-percent:-10001;v-text-anchor:middle" o:gfxdata="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" fillcolor="#196b24 [3206]" strokecolor="#030f05 [486]" strokeweight="1pt">
                 <v:stroke joinstyle="miter"/>
@@ -3568,7 +3542,7 @@
               </wp:inline>
             </w:drawing>
           </mc:Choice>
-          <mc:Fallback>
+          <mc:Fallback xmlns:w16cei="http://schemas.microsoft.com/office/word/2026/wordml/cei">
             <w:pict>
               <v:oval w14:anchorId="7947AB30" id="Oval 4" o:spid="_x0000_s1026" style="width:105.3pt;height:105.3pt;visibility:visible;mso-wrap-style:square;mso-left-percent:-10001;mso-top-percent:-10001;mso-position-horizontal:absolute;mso-position-horizontal-relative:char;mso-position-vertical:absolute;mso-position-vertical-relative:line;mso-left-percent:-10001;mso-top-percent:-10001;v-text-anchor:middle" o:gfxdata="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" fillcolor="#f2f2f2 [3052]" strokecolor="black [480]" strokeweight="1pt">
                 <v:stroke joinstyle="miter"/>
@@ -3593,27 +3567,14 @@
       <w:r>
         <w:t xml:space="preserve">Figure </w:t>
       </w:r>
-      <w:r>
-        <w:fldChar w:fldCharType="begin"/>
-      </w:r>
-      <w:r>
-        <w:instrText xml:space="preserve"> SEQ Figure \* ARABIC </w:instrText>
-      </w:r>
-      <w:r>
-        <w:fldChar w:fldCharType="separate"/>
-      </w:r>
-      <w:r>
-        <w:rPr>
-          <w:noProof/>
-        </w:rPr>
-        <w:t>1</w:t>
-      </w:r>
-      <w:r>
-        <w:rPr>
-          <w:noProof/>
-        </w:rPr>
-        <w:fldChar w:fldCharType="end"/>
-      </w:r>
+      <w:fldSimple w:instr=" SEQ Figure \* ARABIC ">
+        <w:r>
+          <w:rPr>
+            <w:noProof/>
+          </w:rPr>
+          <w:t>1</w:t>
+        </w:r>
+      </w:fldSimple>
       <w:r>
         <w:t xml:space="preserve">. </w:t>
       </w:r>
@@ -3675,24 +3636,11 @@
         <w:t>Some</w:t>
       </w:r>
       <w:r>
-        <w:t xml:space="preserve"> tools used in the assessment involve web proxies (Burp suite Pro), scanners, </w:t>
-      </w:r>
-      <w:proofErr w:type="spellStart"/>
-      <w:r>
-        <w:t>fuzzers</w:t>
-      </w:r>
-      <w:proofErr w:type="spellEnd"/>
-      <w:r>
-        <w:t>, and other enumeration techniques. Many of these tools can be found packaged in security testing distributions such as Kali Linux</w:t>
-      </w:r>
-      <w:r>
-        <w:t xml:space="preserve"> or </w:t>
-      </w:r>
-      <w:proofErr w:type="spellStart"/>
-      <w:r>
-        <w:t>ParrotOS</w:t>
-      </w:r>
-      <w:proofErr w:type="spellEnd"/>
+        <w:t xml:space="preserve"> tools used in the assessment involve web proxies (Burp suite Pro), scanners, fuzzers, and other enumeration techniques. Many of these tools can be found packaged in security testing distributions such as Kali Linux</w:t>
+      </w:r>
+      <w:r>
+        <w:t xml:space="preserve"> or ParrotOS</w:t>
+      </w:r>
       <w:r>
         <w:t xml:space="preserve">. </w:t>
       </w:r>
@@ -3746,27 +3694,14 @@
       <w:r>
         <w:t xml:space="preserve">Table </w:t>
       </w:r>
-      <w:r>
-        <w:fldChar w:fldCharType="begin"/>
-      </w:r>
-      <w:r>
-        <w:instrText xml:space="preserve"> SEQ Table \* ARABIC </w:instrText>
-      </w:r>
-      <w:r>
-        <w:fldChar w:fldCharType="separate"/>
-      </w:r>
-      <w:r>
-        <w:rPr>
-          <w:noProof/>
-        </w:rPr>
-        <w:t>3</w:t>
-      </w:r>
-      <w:r>
-        <w:rPr>
-          <w:noProof/>
-        </w:rPr>
-        <w:fldChar w:fldCharType="end"/>
-      </w:r>
+      <w:fldSimple w:instr=" SEQ Table \* ARABIC ">
+        <w:r>
+          <w:rPr>
+            <w:noProof/>
+          </w:rPr>
+          <w:t>3</w:t>
+        </w:r>
+      </w:fldSimple>
       <w:r>
         <w:t xml:space="preserve">: </w:t>
       </w:r>
@@ -4078,27 +4013,14 @@
       <w:r>
         <w:t xml:space="preserve">Table </w:t>
       </w:r>
-      <w:r>
-        <w:fldChar w:fldCharType="begin"/>
-      </w:r>
-      <w:r>
-        <w:instrText xml:space="preserve"> SEQ Table \* ARABIC </w:instrText>
-      </w:r>
-      <w:r>
-        <w:fldChar w:fldCharType="separate"/>
-      </w:r>
-      <w:r>
-        <w:rPr>
-          <w:noProof/>
-        </w:rPr>
-        <w:t>4</w:t>
-      </w:r>
-      <w:r>
-        <w:rPr>
-          <w:noProof/>
-        </w:rPr>
-        <w:fldChar w:fldCharType="end"/>
-      </w:r>
+      <w:fldSimple w:instr=" SEQ Table \* ARABIC ">
+        <w:r>
+          <w:rPr>
+            <w:noProof/>
+          </w:rPr>
+          <w:t>4</w:t>
+        </w:r>
+      </w:fldSimple>
       <w:r>
         <w:t xml:space="preserve">: </w:t>
       </w:r>
@@ -4436,27 +4358,14 @@
       <w:r>
         <w:t xml:space="preserve">Table </w:t>
       </w:r>
-      <w:r>
-        <w:fldChar w:fldCharType="begin"/>
-      </w:r>
-      <w:r>
-        <w:instrText xml:space="preserve"> SEQ Table \* ARABIC </w:instrText>
-      </w:r>
-      <w:r>
-        <w:fldChar w:fldCharType="separate"/>
-      </w:r>
-      <w:r>
-        <w:rPr>
-          <w:noProof/>
-        </w:rPr>
-        <w:t>5</w:t>
-      </w:r>
-      <w:r>
-        <w:rPr>
-          <w:noProof/>
-        </w:rPr>
-        <w:fldChar w:fldCharType="end"/>
-      </w:r>
+      <w:fldSimple w:instr=" SEQ Table \* ARABIC ">
+        <w:r>
+          <w:rPr>
+            <w:noProof/>
+          </w:rPr>
+          <w:t>5</w:t>
+        </w:r>
+      </w:fldSimple>
       <w:r>
         <w:t xml:space="preserve">: </w:t>
       </w:r>
@@ -4780,27 +4689,14 @@
       <w:r>
         <w:t xml:space="preserve">Table </w:t>
       </w:r>
-      <w:r>
-        <w:fldChar w:fldCharType="begin"/>
-      </w:r>
-      <w:r>
-        <w:instrText xml:space="preserve"> SEQ Table \* ARABIC </w:instrText>
-      </w:r>
-      <w:r>
-        <w:fldChar w:fldCharType="separate"/>
-      </w:r>
-      <w:r>
-        <w:rPr>
-          <w:noProof/>
-        </w:rPr>
-        <w:t>6</w:t>
-      </w:r>
-      <w:r>
-        <w:rPr>
-          <w:noProof/>
-        </w:rPr>
-        <w:fldChar w:fldCharType="end"/>
-      </w:r>
+      <w:fldSimple w:instr=" SEQ Table \* ARABIC ">
+        <w:r>
+          <w:rPr>
+            <w:noProof/>
+          </w:rPr>
+          <w:t>6</w:t>
+        </w:r>
+      </w:fldSimple>
       <w:r>
         <w:t xml:space="preserve">: </w:t>
       </w:r>
@@ -5065,13 +4961,8 @@
           </w:p>
           <w:p/>
           <w:p>
-            <w:proofErr w:type="gramStart"/>
-            <w:r>
-              <w:t>o If</w:t>
-            </w:r>
-            <w:proofErr w:type="gramEnd"/>
-            <w:r>
-              <w:t xml:space="preserve"> the established timeline (12 hours) cannot be met due to technical limitations, a fully documented action plan must be provided. </w:t>
+            <w:r>
+              <w:t xml:space="preserve">If the established timeline (12 hours) cannot be met due to technical limitations, a fully documented action plan must be provided. </w:t>
             </w:r>
           </w:p>
           <w:p/>
@@ -5552,27 +5443,14 @@
       <w:r>
         <w:t xml:space="preserve">Table </w:t>
       </w:r>
-      <w:r>
-        <w:fldChar w:fldCharType="begin"/>
-      </w:r>
-      <w:r>
-        <w:instrText xml:space="preserve"> SEQ Table \* ARABIC </w:instrText>
-      </w:r>
-      <w:r>
-        <w:fldChar w:fldCharType="separate"/>
-      </w:r>
-      <w:r>
-        <w:rPr>
-          <w:noProof/>
-        </w:rPr>
-        <w:t>7</w:t>
-      </w:r>
-      <w:r>
-        <w:rPr>
-          <w:noProof/>
-        </w:rPr>
-        <w:fldChar w:fldCharType="end"/>
-      </w:r>
+      <w:fldSimple w:instr=" SEQ Table \* ARABIC ">
+        <w:r>
+          <w:rPr>
+            <w:noProof/>
+          </w:rPr>
+          <w:t>7</w:t>
+        </w:r>
+      </w:fldSimple>
       <w:r>
         <w:t xml:space="preserve">: </w:t>
       </w:r>
@@ -5750,27 +5628,14 @@
       <w:r>
         <w:t xml:space="preserve">Table </w:t>
       </w:r>
-      <w:r>
-        <w:fldChar w:fldCharType="begin"/>
-      </w:r>
-      <w:r>
-        <w:instrText xml:space="preserve"> SEQ Table \* ARABIC </w:instrText>
-      </w:r>
-      <w:r>
-        <w:fldChar w:fldCharType="separate"/>
-      </w:r>
-      <w:r>
-        <w:rPr>
-          <w:noProof/>
-        </w:rPr>
-        <w:t>8</w:t>
-      </w:r>
-      <w:r>
-        <w:rPr>
-          <w:noProof/>
-        </w:rPr>
-        <w:fldChar w:fldCharType="end"/>
-      </w:r>
+      <w:fldSimple w:instr=" SEQ Table \* ARABIC ">
+        <w:r>
+          <w:rPr>
+            <w:noProof/>
+          </w:rPr>
+          <w:t>8</w:t>
+        </w:r>
+      </w:fldSimple>
       <w:r>
         <w:t xml:space="preserve">: </w:t>
       </w:r>
@@ -5922,27 +5787,14 @@
       <w:r>
         <w:t xml:space="preserve">Table </w:t>
       </w:r>
-      <w:r>
-        <w:fldChar w:fldCharType="begin"/>
-      </w:r>
-      <w:r>
-        <w:instrText xml:space="preserve"> SEQ Table \* ARABIC </w:instrText>
-      </w:r>
-      <w:r>
-        <w:fldChar w:fldCharType="separate"/>
-      </w:r>
-      <w:r>
-        <w:rPr>
-          <w:noProof/>
-        </w:rPr>
-        <w:t>9</w:t>
-      </w:r>
-      <w:r>
-        <w:rPr>
-          <w:noProof/>
-        </w:rPr>
-        <w:fldChar w:fldCharType="end"/>
-      </w:r>
+      <w:fldSimple w:instr=" SEQ Table \* ARABIC ">
+        <w:r>
+          <w:rPr>
+            <w:noProof/>
+          </w:rPr>
+          <w:t>9</w:t>
+        </w:r>
+      </w:fldSimple>
       <w:r>
         <w:t xml:space="preserve">: </w:t>
       </w:r>
@@ -6023,13 +5875,8 @@
               <w:t>{{</w:t>
             </w:r>
             <w:r>
-              <w:t>prod-</w:t>
-            </w:r>
-            <w:proofErr w:type="spellStart"/>
-            <w:r>
-              <w:t>api</w:t>
-            </w:r>
-            <w:proofErr w:type="spellEnd"/>
+              <w:t>prod-api</w:t>
+            </w:r>
             <w:r>
               <w:t>}}</w:t>
             </w:r>
@@ -6073,13 +5920,8 @@
               <w:t>{{</w:t>
             </w:r>
             <w:r>
-              <w:t>non-prod-</w:t>
-            </w:r>
-            <w:proofErr w:type="spellStart"/>
-            <w:r>
-              <w:t>api</w:t>
-            </w:r>
-            <w:proofErr w:type="spellEnd"/>
+              <w:t>non-prod-api</w:t>
+            </w:r>
             <w:r>
               <w:t>}}</w:t>
             </w:r>
@@ -6096,27 +5938,14 @@
       <w:r>
         <w:t xml:space="preserve">Table </w:t>
       </w:r>
-      <w:r>
-        <w:fldChar w:fldCharType="begin"/>
-      </w:r>
-      <w:r>
-        <w:instrText xml:space="preserve"> SEQ Table \* ARABIC </w:instrText>
-      </w:r>
-      <w:r>
-        <w:fldChar w:fldCharType="separate"/>
-      </w:r>
-      <w:r>
-        <w:rPr>
-          <w:noProof/>
-        </w:rPr>
-        <w:t>10</w:t>
-      </w:r>
-      <w:r>
-        <w:rPr>
-          <w:noProof/>
-        </w:rPr>
-        <w:fldChar w:fldCharType="end"/>
-      </w:r>
+      <w:fldSimple w:instr=" SEQ Table \* ARABIC ">
+        <w:r>
+          <w:rPr>
+            <w:noProof/>
+          </w:rPr>
+          <w:t>10</w:t>
+        </w:r>
+      </w:fldSimple>
       <w:r>
         <w:t>: Limitations during the penetration test (if applicable)</w:t>
       </w:r>
@@ -6266,27 +6095,14 @@
       <w:r>
         <w:t xml:space="preserve">Table </w:t>
       </w:r>
-      <w:r>
-        <w:fldChar w:fldCharType="begin"/>
-      </w:r>
-      <w:r>
-        <w:instrText xml:space="preserve"> SEQ Table \* ARABIC </w:instrText>
-      </w:r>
-      <w:r>
-        <w:fldChar w:fldCharType="separate"/>
-      </w:r>
-      <w:r>
-        <w:rPr>
-          <w:noProof/>
-        </w:rPr>
-        <w:t>11</w:t>
-      </w:r>
-      <w:r>
-        <w:rPr>
-          <w:noProof/>
-        </w:rPr>
-        <w:fldChar w:fldCharType="end"/>
-      </w:r>
+      <w:fldSimple w:instr=" SEQ Table \* ARABIC ">
+        <w:r>
+          <w:rPr>
+            <w:noProof/>
+          </w:rPr>
+          <w:t>11</w:t>
+        </w:r>
+      </w:fldSimple>
       <w:r>
         <w:t>: Su</w:t>
       </w:r>
@@ -7245,13 +7061,7 @@
         <w:t>{{</w:t>
       </w:r>
       <w:r>
-        <w:t>previous-proof-of-concept-step-</w:t>
-      </w:r>
-      <w:r>
-        <w:t>2</w:t>
-      </w:r>
-      <w:r>
-        <w:t>-here</w:t>
+        <w:t>previous-proof-of-concept-step-2-here</w:t>
       </w:r>
       <w:r>
         <w:t>}}</w:t>
@@ -7277,15 +7087,7 @@
         <w:t>{{</w:t>
       </w:r>
       <w:r>
-        <w:t>previous-</w:t>
-      </w:r>
-      <w:proofErr w:type="spellStart"/>
-      <w:r>
-        <w:t>poc</w:t>
-      </w:r>
-      <w:proofErr w:type="spellEnd"/>
-      <w:r>
-        <w:t>-</w:t>
+        <w:t>previous-poc-</w:t>
       </w:r>
       <w:r>
         <w:t>prod-images</w:t>
@@ -7335,15 +7137,7 @@
         <w:t>{{</w:t>
       </w:r>
       <w:r>
-        <w:t>previous-</w:t>
-      </w:r>
-      <w:proofErr w:type="spellStart"/>
-      <w:r>
-        <w:t>poc</w:t>
-      </w:r>
-      <w:proofErr w:type="spellEnd"/>
-      <w:r>
-        <w:t>-</w:t>
+        <w:t>previous-poc-</w:t>
       </w:r>
       <w:r>
         <w:t>non-</w:t>
@@ -7407,13 +7201,7 @@
         <w:t>{{</w:t>
       </w:r>
       <w:r>
-        <w:t>proof-of-concept-step-</w:t>
-      </w:r>
-      <w:r>
-        <w:t>2</w:t>
-      </w:r>
-      <w:r>
-        <w:t>-here</w:t>
+        <w:t>proof-of-concept-step-2-here</w:t>
       </w:r>
       <w:r>
         <w:t>}}</w:t>
@@ -7526,52 +7314,27 @@
           <w:b/>
           <w:bCs/>
         </w:rPr>
-        <w:t>In Conclusion:</w:t>
-      </w:r>
-      <w:r>
-        <w:rPr>
-          <w:b/>
-          <w:bCs/>
-        </w:rPr>
+        <w:t xml:space="preserve">In Conclusion: </w:t>
+      </w:r>
+    </w:p>
+    <w:p>
+      <w:r>
+        <w:t>{{</w:t>
+      </w:r>
+      <w:r>
+        <w:t>b</w:t>
+      </w:r>
+      <w:r>
+        <w:t>rief-explanation-here</w:t>
+      </w:r>
+      <w:r>
+        <w:t>}}</w:t>
+      </w:r>
+      <w:r>
         <w:t xml:space="preserve"> </w:t>
       </w:r>
-    </w:p>
-    <w:p>
-      <w:r>
-        <w:t>{{</w:t>
-      </w:r>
-      <w:r>
-        <w:t>b</w:t>
-      </w:r>
-      <w:r>
-        <w:t>rief-explanation-here</w:t>
-      </w:r>
-      <w:r>
-        <w:t>}}</w:t>
-      </w:r>
-      <w:r>
-        <w:t xml:space="preserve"> </w:t>
-      </w:r>
-      <w:r>
-        <w:t xml:space="preserve">The finding </w:t>
-      </w:r>
-      <w:r>
-        <w:t>“</w:t>
-      </w:r>
-      <w:r>
-        <w:t>critical-vuln</w:t>
-      </w:r>
-      <w:r>
-        <w:t>”</w:t>
-      </w:r>
-      <w:r>
-        <w:t xml:space="preserve"> is now </w:t>
-      </w:r>
-      <w:r>
-        <w:t>RESOLVED</w:t>
-      </w:r>
-      <w:r>
-        <w:t>.</w:t>
+      <w:r>
+        <w:t>The finding “critical-vuln” is now RESOLVED.</w:t>
       </w:r>
     </w:p>
     <w:p/>
@@ -7923,14 +7686,7 @@
           <w:rFonts w:ascii="Source Sans Pro" w:hAnsi="Source Sans Pro" w:cs="Calibri"/>
           <w:color w:val="515151"/>
         </w:rPr>
-        <w:t>D</w:t>
-      </w:r>
-      <w:r>
-        <w:rPr>
-          <w:rFonts w:ascii="Source Sans Pro" w:hAnsi="Source Sans Pro" w:cs="Calibri"/>
-          <w:color w:val="515151"/>
-        </w:rPr>
-        <w:t>escription</w:t>
+        <w:t>Description</w:t>
       </w:r>
       <w:r>
         <w:rPr>
@@ -8081,15 +7837,7 @@
     </w:p>
     <w:p>
       <w:r>
-        <w:t>previous-</w:t>
-      </w:r>
-      <w:proofErr w:type="spellStart"/>
-      <w:r>
-        <w:t>poc</w:t>
-      </w:r>
-      <w:proofErr w:type="spellEnd"/>
-      <w:r>
-        <w:t>-</w:t>
+        <w:t>previous-poc-</w:t>
       </w:r>
       <w:r>
         <w:t>prod-images</w:t>
@@ -8133,15 +7881,7 @@
     </w:p>
     <w:p>
       <w:r>
-        <w:t>previous-</w:t>
-      </w:r>
-      <w:proofErr w:type="spellStart"/>
-      <w:r>
-        <w:t>poc</w:t>
-      </w:r>
-      <w:proofErr w:type="spellEnd"/>
-      <w:r>
-        <w:t>-non-</w:t>
+        <w:t>previous-poc-non-</w:t>
       </w:r>
       <w:r>
         <w:t>prod-images</w:t>
@@ -8190,13 +7930,7 @@
         </w:numPr>
       </w:pPr>
       <w:r>
-        <w:t>proof-of-concept-step-</w:t>
-      </w:r>
-      <w:r>
-        <w:t>2</w:t>
-      </w:r>
-      <w:r>
-        <w:t>-here</w:t>
+        <w:t>proof-of-concept-step-2-here</w:t>
       </w:r>
     </w:p>
     <w:p>
@@ -8287,13 +8021,7 @@
     </w:p>
     <w:p>
       <w:r>
-        <w:t>Brief-explanation-here. The finding “</w:t>
-      </w:r>
-      <w:r>
-        <w:t>high</w:t>
-      </w:r>
-      <w:r>
-        <w:t>-vuln” is now RESOLVED.</w:t>
+        <w:t>Brief-explanation-here. The finding “high-vuln” is now RESOLVED.</w:t>
       </w:r>
     </w:p>
     <w:p>
@@ -8358,10 +8086,7 @@
         <w:jc w:val="both"/>
       </w:pPr>
       <w:r>
-        <w:t>m</w:t>
-      </w:r>
-      <w:r>
-        <w:t>edium-vuln</w:t>
+        <w:t>medium-vuln</w:t>
       </w:r>
     </w:p>
     <w:p>
@@ -8799,13 +8524,7 @@
         </w:numPr>
       </w:pPr>
       <w:r>
-        <w:t>proof-of-concept-step-</w:t>
-      </w:r>
-      <w:r>
-        <w:t>2</w:t>
-      </w:r>
-      <w:r>
-        <w:t>-here</w:t>
+        <w:t>proof-of-concept-step-2-here</w:t>
       </w:r>
     </w:p>
     <w:p>
@@ -9345,13 +9064,7 @@
         </w:numPr>
       </w:pPr>
       <w:r>
-        <w:t>proof-of-concept-step-</w:t>
-      </w:r>
-      <w:r>
-        <w:t>2</w:t>
-      </w:r>
-      <w:r>
-        <w:t>-here</w:t>
+        <w:t>proof-of-concept-step-2-here</w:t>
       </w:r>
     </w:p>
     <w:p>
@@ -9895,15 +9608,7 @@
     </w:p>
     <w:p>
       <w:r>
-        <w:t>previous-</w:t>
-      </w:r>
-      <w:proofErr w:type="spellStart"/>
-      <w:r>
-        <w:t>poc</w:t>
-      </w:r>
-      <w:proofErr w:type="spellEnd"/>
-      <w:r>
-        <w:t>-</w:t>
+        <w:t>previous-poc-</w:t>
       </w:r>
       <w:r>
         <w:t>prod-images</w:t>
@@ -9947,15 +9652,7 @@
     </w:p>
     <w:p>
       <w:r>
-        <w:t>previous-</w:t>
-      </w:r>
-      <w:proofErr w:type="spellStart"/>
-      <w:r>
-        <w:t>poc</w:t>
-      </w:r>
-      <w:proofErr w:type="spellEnd"/>
-      <w:r>
-        <w:t>-non-</w:t>
+        <w:t>previous-poc-non-</w:t>
       </w:r>
       <w:r>
         <w:t>prod-images</w:t>
@@ -10004,13 +9701,7 @@
         </w:numPr>
       </w:pPr>
       <w:r>
-        <w:t>proof-of-concept-step-</w:t>
-      </w:r>
-      <w:r>
-        <w:t>2</w:t>
-      </w:r>
-      <w:r>
-        <w:t>-here</w:t>
+        <w:t>proof-of-concept-step-2-here</w:t>
       </w:r>
     </w:p>
     <w:p>
@@ -10101,13 +9792,7 @@
     </w:p>
     <w:p>
       <w:r>
-        <w:t>Brief-explanation-here. The finding “</w:t>
-      </w:r>
-      <w:r>
-        <w:t>informational</w:t>
-      </w:r>
-      <w:r>
-        <w:t>-vuln” is now RESOLVED.</w:t>
+        <w:t>Brief-explanation-here. The finding “informational-vuln” is now RESOLVED.</w:t>
       </w:r>
     </w:p>
     <w:p>
@@ -10186,27 +9871,14 @@
       <w:r>
         <w:t xml:space="preserve">Table </w:t>
       </w:r>
-      <w:r>
-        <w:fldChar w:fldCharType="begin"/>
-      </w:r>
-      <w:r>
-        <w:instrText xml:space="preserve"> SEQ Table \* ARABIC </w:instrText>
-      </w:r>
-      <w:r>
-        <w:fldChar w:fldCharType="separate"/>
-      </w:r>
-      <w:r>
-        <w:rPr>
-          <w:noProof/>
-        </w:rPr>
-        <w:t>12</w:t>
-      </w:r>
-      <w:r>
-        <w:rPr>
-          <w:noProof/>
-        </w:rPr>
-        <w:fldChar w:fldCharType="end"/>
-      </w:r>
+      <w:fldSimple w:instr=" SEQ Table \* ARABIC ">
+        <w:r>
+          <w:rPr>
+            <w:noProof/>
+          </w:rPr>
+          <w:t>12</w:t>
+        </w:r>
+      </w:fldSimple>
       <w:r>
         <w:t xml:space="preserve">. </w:t>
       </w:r>
@@ -10676,7 +10348,7 @@
 </file>
 
 <file path=word/endnotes.xml><?xml version="1.0" encoding="utf-8"?>
-<w:endnotes xmlns:wpc="http://schemas.microsoft.com/office/word/2010/wordprocessingCanvas" xmlns:cx="http://schemas.microsoft.com/office/drawing/2014/chartex" xmlns:cx1="http://schemas.microsoft.com/office/drawing/2015/9/8/chartex" xmlns:cx2="http://schemas.microsoft.com/office/drawing/2015/10/21/chartex" xmlns:cx3="http://schemas.microsoft.com/office/drawing/2016/5/9/chartex" xmlns:cx4="http://schemas.microsoft.com/office/drawing/2016/5/10/chartex" xmlns:cx5="http://schemas.microsoft.com/office/drawing/2016/5/11/chartex" xmlns:cx6="http://schemas.microsoft.com/office/drawing/2016/5/12/chartex" xmlns:cx7="http://schemas.microsoft.com/office/drawing/2016/5/13/chartex" xmlns:cx8="http://schemas.microsoft.com/office/drawing/2016/5/14/chartex" xmlns:mc="http://schemas.openxmlformats.org/markup-compatibility/2006" xmlns:aink="http://schemas.microsoft.com/office/drawing/2016/ink" xmlns:am3d="http://schemas.microsoft.com/office/drawing/2017/model3d" xmlns:o="urn:schemas-microsoft-com:office:office" xmlns:oel="http://schemas.microsoft.com/office/2019/extlst" xmlns:r="http://schemas.openxmlformats.org/officeDocument/2006/relationships" xmlns:m="http://schemas.openxmlformats.org/officeDocument/2006/math" xmlns:v="urn:schemas-microsoft-com:vml" xmlns:wp14="http://schemas.microsoft.com/office/word/2010/wordprocessingDrawing" xmlns:wp="http://schemas.openxmlformats.org/drawingml/2006/wordprocessingDrawing" xmlns:w10="urn:schemas-microsoft-com:office:word" xmlns:w="http://schemas.openxmlformats.org/wordprocessingml/2006/main" xmlns:w14="http://schemas.microsoft.com/office/word/2010/wordml" xmlns:w15="http://schemas.microsoft.com/office/word/2012/wordml" xmlns:w16cei="http://schemas.microsoft.com/office/word/2026/wordml/cei" xmlns:w16cex="http://schemas.microsoft.com/office/word/2018/wordml/cex" xmlns:w16cid="http://schemas.microsoft.com/office/word/2016/wordml/cid" xmlns:w16="http://schemas.microsoft.com/office/word/2018/wordml" xmlns:w16du="http://schemas.microsoft.com/office/word/2023/wordml/word16du" xmlns:w16sdtdh="http://schemas.microsoft.com/office/word/2020/wordml/sdtdatahash" xmlns:w16sdtfl="http://schemas.microsoft.com/office/word/2024/wordml/sdtformatlock" xmlns:w16se="http://schemas.microsoft.com/office/word/2015/wordml/symex" xmlns:wpg="http://schemas.microsoft.com/office/word/2010/wordprocessingGroup" xmlns:wpi="http://schemas.microsoft.com/office/word/2010/wordprocessingInk" xmlns:wne="http://schemas.microsoft.com/office/word/2006/wordml" xmlns:wps="http://schemas.microsoft.com/office/word/2010/wordprocessingShape" mc:Ignorable="w14 w15 w16se w16cid w16 w16cex w16sdtdh w16sdtfl w16du wp14">
+<w:endnotes xmlns:wpc="http://schemas.microsoft.com/office/word/2010/wordprocessingCanvas" xmlns:cx="http://schemas.microsoft.com/office/drawing/2014/chartex" xmlns:cx1="http://schemas.microsoft.com/office/drawing/2015/9/8/chartex" xmlns:cx2="http://schemas.microsoft.com/office/drawing/2015/10/21/chartex" xmlns:cx3="http://schemas.microsoft.com/office/drawing/2016/5/9/chartex" xmlns:cx4="http://schemas.microsoft.com/office/drawing/2016/5/10/chartex" xmlns:cx5="http://schemas.microsoft.com/office/drawing/2016/5/11/chartex" xmlns:cx6="http://schemas.microsoft.com/office/drawing/2016/5/12/chartex" xmlns:cx7="http://schemas.microsoft.com/office/drawing/2016/5/13/chartex" xmlns:cx8="http://schemas.microsoft.com/office/drawing/2016/5/14/chartex" xmlns:mc="http://schemas.openxmlformats.org/markup-compatibility/2006" xmlns:aink="http://schemas.microsoft.com/office/drawing/2016/ink" xmlns:am3d="http://schemas.microsoft.com/office/drawing/2017/model3d" xmlns:o="urn:schemas-microsoft-com:office:office" xmlns:oel="http://schemas.microsoft.com/office/2019/extlst" xmlns:r="http://schemas.openxmlformats.org/officeDocument/2006/relationships" xmlns:m="http://schemas.openxmlformats.org/officeDocument/2006/math" xmlns:v="urn:schemas-microsoft-com:vml" xmlns:wp14="http://schemas.microsoft.com/office/word/2010/wordprocessingDrawing" xmlns:wp="http://schemas.openxmlformats.org/drawingml/2006/wordprocessingDrawing" xmlns:w10="urn:schemas-microsoft-com:office:word" xmlns:w="http://schemas.openxmlformats.org/wordprocessingml/2006/main" xmlns:w14="http://schemas.microsoft.com/office/word/2010/wordml" xmlns:w15="http://schemas.microsoft.com/office/word/2012/wordml" xmlns:w16cex="http://schemas.microsoft.com/office/word/2018/wordml/cex" xmlns:w16cid="http://schemas.microsoft.com/office/word/2016/wordml/cid" xmlns:w16="http://schemas.microsoft.com/office/word/2018/wordml" xmlns:w16du="http://schemas.microsoft.com/office/word/2023/wordml/word16du" xmlns:w16sdtdh="http://schemas.microsoft.com/office/word/2020/wordml/sdtdatahash" xmlns:w16sdtfl="http://schemas.microsoft.com/office/word/2024/wordml/sdtformatlock" xmlns:w16se="http://schemas.microsoft.com/office/word/2015/wordml/symex" xmlns:wpg="http://schemas.microsoft.com/office/word/2010/wordprocessingGroup" xmlns:wpi="http://schemas.microsoft.com/office/word/2010/wordprocessingInk" xmlns:wne="http://schemas.microsoft.com/office/word/2006/wordml" xmlns:wps="http://schemas.microsoft.com/office/word/2010/wordprocessingShape" mc:Ignorable="w14 w15 w16se w16cid w16 w16cex w16sdtdh w16sdtfl w16du wp14">
   <w:endnote w:type="separator" w:id="-1">
     <w:p>
       <w:r>
@@ -10695,7 +10367,7 @@
 </file>
 
 <file path=word/footer1.xml><?xml version="1.0" encoding="utf-8"?>
-<w:ftr xmlns:wpc="http://schemas.microsoft.com/office/word/2010/wordprocessingCanvas" xmlns:cx="http://schemas.microsoft.com/office/drawing/2014/chartex" xmlns:cx1="http://schemas.microsoft.com/office/drawing/2015/9/8/chartex" xmlns:cx2="http://schemas.microsoft.com/office/drawing/2015/10/21/chartex" xmlns:cx3="http://schemas.microsoft.com/office/drawing/2016/5/9/chartex" xmlns:cx4="http://schemas.microsoft.com/office/drawing/2016/5/10/chartex" xmlns:cx5="http://schemas.microsoft.com/office/drawing/2016/5/11/chartex" xmlns:cx6="http://schemas.microsoft.com/office/drawing/2016/5/12/chartex" xmlns:cx7="http://schemas.microsoft.com/office/drawing/2016/5/13/chartex" xmlns:cx8="http://schemas.microsoft.com/office/drawing/2016/5/14/chartex" xmlns:mc="http://schemas.openxmlformats.org/markup-compatibility/2006" xmlns:aink="http://schemas.microsoft.com/office/drawing/2016/ink" xmlns:am3d="http://schemas.microsoft.com/office/drawing/2017/model3d" xmlns:o="urn:schemas-microsoft-com:office:office" xmlns:oel="http://schemas.microsoft.com/office/2019/extlst" xmlns:r="http://schemas.openxmlformats.org/officeDocument/2006/relationships" xmlns:m="http://schemas.openxmlformats.org/officeDocument/2006/math" xmlns:v="urn:schemas-microsoft-com:vml" xmlns:wp14="http://schemas.microsoft.com/office/word/2010/wordprocessingDrawing" xmlns:wp="http://schemas.openxmlformats.org/drawingml/2006/wordprocessingDrawing" xmlns:w10="urn:schemas-microsoft-com:office:word" xmlns:w="http://schemas.openxmlformats.org/wordprocessingml/2006/main" xmlns:w14="http://schemas.microsoft.com/office/word/2010/wordml" xmlns:w15="http://schemas.microsoft.com/office/word/2012/wordml" xmlns:w16cei="http://schemas.microsoft.com/office/word/2026/wordml/cei" xmlns:w16cex="http://schemas.microsoft.com/office/word/2018/wordml/cex" xmlns:w16cid="http://schemas.microsoft.com/office/word/2016/wordml/cid" xmlns:w16="http://schemas.microsoft.com/office/word/2018/wordml" xmlns:w16du="http://schemas.microsoft.com/office/word/2023/wordml/word16du" xmlns:w16sdtdh="http://schemas.microsoft.com/office/word/2020/wordml/sdtdatahash" xmlns:w16sdtfl="http://schemas.microsoft.com/office/word/2024/wordml/sdtformatlock" xmlns:w16se="http://schemas.microsoft.com/office/word/2015/wordml/symex" xmlns:wpg="http://schemas.microsoft.com/office/word/2010/wordprocessingGroup" xmlns:wpi="http://schemas.microsoft.com/office/word/2010/wordprocessingInk" xmlns:wne="http://schemas.microsoft.com/office/word/2006/wordml" xmlns:wps="http://schemas.microsoft.com/office/word/2010/wordprocessingShape" mc:Ignorable="w14 w15 w16se w16cid w16 w16cex w16sdtdh w16sdtfl w16du wp14">
+<w:ftr xmlns:wpc="http://schemas.microsoft.com/office/word/2010/wordprocessingCanvas" xmlns:cx="http://schemas.microsoft.com/office/drawing/2014/chartex" xmlns:cx1="http://schemas.microsoft.com/office/drawing/2015/9/8/chartex" xmlns:cx2="http://schemas.microsoft.com/office/drawing/2015/10/21/chartex" xmlns:cx3="http://schemas.microsoft.com/office/drawing/2016/5/9/chartex" xmlns:cx4="http://schemas.microsoft.com/office/drawing/2016/5/10/chartex" xmlns:cx5="http://schemas.microsoft.com/office/drawing/2016/5/11/chartex" xmlns:cx6="http://schemas.microsoft.com/office/drawing/2016/5/12/chartex" xmlns:cx7="http://schemas.microsoft.com/office/drawing/2016/5/13/chartex" xmlns:cx8="http://schemas.microsoft.com/office/drawing/2016/5/14/chartex" xmlns:mc="http://schemas.openxmlformats.org/markup-compatibility/2006" xmlns:aink="http://schemas.microsoft.com/office/drawing/2016/ink" xmlns:am3d="http://schemas.microsoft.com/office/drawing/2017/model3d" xmlns:o="urn:schemas-microsoft-com:office:office" xmlns:oel="http://schemas.microsoft.com/office/2019/extlst" xmlns:r="http://schemas.openxmlformats.org/officeDocument/2006/relationships" xmlns:m="http://schemas.openxmlformats.org/officeDocument/2006/math" xmlns:v="urn:schemas-microsoft-com:vml" xmlns:wp14="http://schemas.microsoft.com/office/word/2010/wordprocessingDrawing" xmlns:wp="http://schemas.openxmlformats.org/drawingml/2006/wordprocessingDrawing" xmlns:w10="urn:schemas-microsoft-com:office:word" xmlns:w="http://schemas.openxmlformats.org/wordprocessingml/2006/main" xmlns:w14="http://schemas.microsoft.com/office/word/2010/wordml" xmlns:w15="http://schemas.microsoft.com/office/word/2012/wordml" xmlns:w16cex="http://schemas.microsoft.com/office/word/2018/wordml/cex" xmlns:w16cid="http://schemas.microsoft.com/office/word/2016/wordml/cid" xmlns:w16="http://schemas.microsoft.com/office/word/2018/wordml" xmlns:w16du="http://schemas.microsoft.com/office/word/2023/wordml/word16du" xmlns:w16sdtdh="http://schemas.microsoft.com/office/word/2020/wordml/sdtdatahash" xmlns:w16sdtfl="http://schemas.microsoft.com/office/word/2024/wordml/sdtformatlock" xmlns:w16se="http://schemas.microsoft.com/office/word/2015/wordml/symex" xmlns:wpg="http://schemas.microsoft.com/office/word/2010/wordprocessingGroup" xmlns:wpi="http://schemas.microsoft.com/office/word/2010/wordprocessingInk" xmlns:wne="http://schemas.microsoft.com/office/word/2006/wordml" xmlns:wps="http://schemas.microsoft.com/office/word/2010/wordprocessingShape" mc:Ignorable="w14 w15 w16se w16cid w16 w16cex w16sdtdh w16sdtfl w16du wp14">
   <w:p>
     <w:pPr>
       <w:pStyle w:val="Footer"/>
@@ -10875,7 +10547,7 @@
 </file>
 
 <file path=word/footer2.xml><?xml version="1.0" encoding="utf-8"?>
-<w:ftr xmlns:wpc="http://schemas.microsoft.com/office/word/2010/wordprocessingCanvas" xmlns:cx="http://schemas.microsoft.com/office/drawing/2014/chartex" xmlns:cx1="http://schemas.microsoft.com/office/drawing/2015/9/8/chartex" xmlns:cx2="http://schemas.microsoft.com/office/drawing/2015/10/21/chartex" xmlns:cx3="http://schemas.microsoft.com/office/drawing/2016/5/9/chartex" xmlns:cx4="http://schemas.microsoft.com/office/drawing/2016/5/10/chartex" xmlns:cx5="http://schemas.microsoft.com/office/drawing/2016/5/11/chartex" xmlns:cx6="http://schemas.microsoft.com/office/drawing/2016/5/12/chartex" xmlns:cx7="http://schemas.microsoft.com/office/drawing/2016/5/13/chartex" xmlns:cx8="http://schemas.microsoft.com/office/drawing/2016/5/14/chartex" xmlns:mc="http://schemas.openxmlformats.org/markup-compatibility/2006" xmlns:aink="http://schemas.microsoft.com/office/drawing/2016/ink" xmlns:am3d="http://schemas.microsoft.com/office/drawing/2017/model3d" xmlns:o="urn:schemas-microsoft-com:office:office" xmlns:oel="http://schemas.microsoft.com/office/2019/extlst" xmlns:r="http://schemas.openxmlformats.org/officeDocument/2006/relationships" xmlns:m="http://schemas.openxmlformats.org/officeDocument/2006/math" xmlns:v="urn:schemas-microsoft-com:vml" xmlns:wp14="http://schemas.microsoft.com/office/word/2010/wordprocessingDrawing" xmlns:wp="http://schemas.openxmlformats.org/drawingml/2006/wordprocessingDrawing" xmlns:w10="urn:schemas-microsoft-com:office:word" xmlns:w="http://schemas.openxmlformats.org/wordprocessingml/2006/main" xmlns:w14="http://schemas.microsoft.com/office/word/2010/wordml" xmlns:w15="http://schemas.microsoft.com/office/word/2012/wordml" xmlns:w16cei="http://schemas.microsoft.com/office/word/2026/wordml/cei" xmlns:w16cex="http://schemas.microsoft.com/office/word/2018/wordml/cex" xmlns:w16cid="http://schemas.microsoft.com/office/word/2016/wordml/cid" xmlns:w16="http://schemas.microsoft.com/office/word/2018/wordml" xmlns:w16du="http://schemas.microsoft.com/office/word/2023/wordml/word16du" xmlns:w16sdtdh="http://schemas.microsoft.com/office/word/2020/wordml/sdtdatahash" xmlns:w16sdtfl="http://schemas.microsoft.com/office/word/2024/wordml/sdtformatlock" xmlns:w16se="http://schemas.microsoft.com/office/word/2015/wordml/symex" xmlns:wpg="http://schemas.microsoft.com/office/word/2010/wordprocessingGroup" xmlns:wpi="http://schemas.microsoft.com/office/word/2010/wordprocessingInk" xmlns:wne="http://schemas.microsoft.com/office/word/2006/wordml" xmlns:wps="http://schemas.microsoft.com/office/word/2010/wordprocessingShape" mc:Ignorable="w14 w15 w16se w16cid w16 w16cex w16sdtdh w16sdtfl w16du wp14">
+<w:ftr xmlns:wpc="http://schemas.microsoft.com/office/word/2010/wordprocessingCanvas" xmlns:cx="http://schemas.microsoft.com/office/drawing/2014/chartex" xmlns:cx1="http://schemas.microsoft.com/office/drawing/2015/9/8/chartex" xmlns:cx2="http://schemas.microsoft.com/office/drawing/2015/10/21/chartex" xmlns:cx3="http://schemas.microsoft.com/office/drawing/2016/5/9/chartex" xmlns:cx4="http://schemas.microsoft.com/office/drawing/2016/5/10/chartex" xmlns:cx5="http://schemas.microsoft.com/office/drawing/2016/5/11/chartex" xmlns:cx6="http://schemas.microsoft.com/office/drawing/2016/5/12/chartex" xmlns:cx7="http://schemas.microsoft.com/office/drawing/2016/5/13/chartex" xmlns:cx8="http://schemas.microsoft.com/office/drawing/2016/5/14/chartex" xmlns:mc="http://schemas.openxmlformats.org/markup-compatibility/2006" xmlns:aink="http://schemas.microsoft.com/office/drawing/2016/ink" xmlns:am3d="http://schemas.microsoft.com/office/drawing/2017/model3d" xmlns:o="urn:schemas-microsoft-com:office:office" xmlns:oel="http://schemas.microsoft.com/office/2019/extlst" xmlns:r="http://schemas.openxmlformats.org/officeDocument/2006/relationships" xmlns:m="http://schemas.openxmlformats.org/officeDocument/2006/math" xmlns:v="urn:schemas-microsoft-com:vml" xmlns:wp14="http://schemas.microsoft.com/office/word/2010/wordprocessingDrawing" xmlns:wp="http://schemas.openxmlformats.org/drawingml/2006/wordprocessingDrawing" xmlns:w10="urn:schemas-microsoft-com:office:word" xmlns:w="http://schemas.openxmlformats.org/wordprocessingml/2006/main" xmlns:w14="http://schemas.microsoft.com/office/word/2010/wordml" xmlns:w15="http://schemas.microsoft.com/office/word/2012/wordml" xmlns:w16cex="http://schemas.microsoft.com/office/word/2018/wordml/cex" xmlns:w16cid="http://schemas.microsoft.com/office/word/2016/wordml/cid" xmlns:w16="http://schemas.microsoft.com/office/word/2018/wordml" xmlns:w16du="http://schemas.microsoft.com/office/word/2023/wordml/word16du" xmlns:w16sdtdh="http://schemas.microsoft.com/office/word/2020/wordml/sdtdatahash" xmlns:w16sdtfl="http://schemas.microsoft.com/office/word/2024/wordml/sdtformatlock" xmlns:w16se="http://schemas.microsoft.com/office/word/2015/wordml/symex" xmlns:wpg="http://schemas.microsoft.com/office/word/2010/wordprocessingGroup" xmlns:wpi="http://schemas.microsoft.com/office/word/2010/wordprocessingInk" xmlns:wne="http://schemas.microsoft.com/office/word/2006/wordml" xmlns:wps="http://schemas.microsoft.com/office/word/2010/wordprocessingShape" mc:Ignorable="w14 w15 w16se w16cid w16 w16cex w16sdtdh w16sdtfl w16du wp14">
   <w:p>
     <w:pPr>
       <w:pStyle w:val="Footer"/>
@@ -11204,7 +10876,7 @@
 </file>
 
 <file path=word/footer3.xml><?xml version="1.0" encoding="utf-8"?>
-<w:ftr xmlns:wpc="http://schemas.microsoft.com/office/word/2010/wordprocessingCanvas" xmlns:cx="http://schemas.microsoft.com/office/drawing/2014/chartex" xmlns:cx1="http://schemas.microsoft.com/office/drawing/2015/9/8/chartex" xmlns:cx2="http://schemas.microsoft.com/office/drawing/2015/10/21/chartex" xmlns:cx3="http://schemas.microsoft.com/office/drawing/2016/5/9/chartex" xmlns:cx4="http://schemas.microsoft.com/office/drawing/2016/5/10/chartex" xmlns:cx5="http://schemas.microsoft.com/office/drawing/2016/5/11/chartex" xmlns:cx6="http://schemas.microsoft.com/office/drawing/2016/5/12/chartex" xmlns:cx7="http://schemas.microsoft.com/office/drawing/2016/5/13/chartex" xmlns:cx8="http://schemas.microsoft.com/office/drawing/2016/5/14/chartex" xmlns:mc="http://schemas.openxmlformats.org/markup-compatibility/2006" xmlns:aink="http://schemas.microsoft.com/office/drawing/2016/ink" xmlns:am3d="http://schemas.microsoft.com/office/drawing/2017/model3d" xmlns:o="urn:schemas-microsoft-com:office:office" xmlns:oel="http://schemas.microsoft.com/office/2019/extlst" xmlns:r="http://schemas.openxmlformats.org/officeDocument/2006/relationships" xmlns:m="http://schemas.openxmlformats.org/officeDocument/2006/math" xmlns:v="urn:schemas-microsoft-com:vml" xmlns:wp14="http://schemas.microsoft.com/office/word/2010/wordprocessingDrawing" xmlns:wp="http://schemas.openxmlformats.org/drawingml/2006/wordprocessingDrawing" xmlns:w10="urn:schemas-microsoft-com:office:word" xmlns:w="http://schemas.openxmlformats.org/wordprocessingml/2006/main" xmlns:w14="http://schemas.microsoft.com/office/word/2010/wordml" xmlns:w15="http://schemas.microsoft.com/office/word/2012/wordml" xmlns:w16cei="http://schemas.microsoft.com/office/word/2026/wordml/cei" xmlns:w16cex="http://schemas.microsoft.com/office/word/2018/wordml/cex" xmlns:w16cid="http://schemas.microsoft.com/office/word/2016/wordml/cid" xmlns:w16="http://schemas.microsoft.com/office/word/2018/wordml" xmlns:w16du="http://schemas.microsoft.com/office/word/2023/wordml/word16du" xmlns:w16sdtdh="http://schemas.microsoft.com/office/word/2020/wordml/sdtdatahash" xmlns:w16sdtfl="http://schemas.microsoft.com/office/word/2024/wordml/sdtformatlock" xmlns:w16se="http://schemas.microsoft.com/office/word/2015/wordml/symex" xmlns:wpg="http://schemas.microsoft.com/office/word/2010/wordprocessingGroup" xmlns:wpi="http://schemas.microsoft.com/office/word/2010/wordprocessingInk" xmlns:wne="http://schemas.microsoft.com/office/word/2006/wordml" xmlns:wps="http://schemas.microsoft.com/office/word/2010/wordprocessingShape" mc:Ignorable="w14 w15 w16se w16cid w16 w16cex w16sdtdh w16sdtfl w16du wp14">
+<w:ftr xmlns:wpc="http://schemas.microsoft.com/office/word/2010/wordprocessingCanvas" xmlns:cx="http://schemas.microsoft.com/office/drawing/2014/chartex" xmlns:cx1="http://schemas.microsoft.com/office/drawing/2015/9/8/chartex" xmlns:cx2="http://schemas.microsoft.com/office/drawing/2015/10/21/chartex" xmlns:cx3="http://schemas.microsoft.com/office/drawing/2016/5/9/chartex" xmlns:cx4="http://schemas.microsoft.com/office/drawing/2016/5/10/chartex" xmlns:cx5="http://schemas.microsoft.com/office/drawing/2016/5/11/chartex" xmlns:cx6="http://schemas.microsoft.com/office/drawing/2016/5/12/chartex" xmlns:cx7="http://schemas.microsoft.com/office/drawing/2016/5/13/chartex" xmlns:cx8="http://schemas.microsoft.com/office/drawing/2016/5/14/chartex" xmlns:mc="http://schemas.openxmlformats.org/markup-compatibility/2006" xmlns:aink="http://schemas.microsoft.com/office/drawing/2016/ink" xmlns:am3d="http://schemas.microsoft.com/office/drawing/2017/model3d" xmlns:o="urn:schemas-microsoft-com:office:office" xmlns:oel="http://schemas.microsoft.com/office/2019/extlst" xmlns:r="http://schemas.openxmlformats.org/officeDocument/2006/relationships" xmlns:m="http://schemas.openxmlformats.org/officeDocument/2006/math" xmlns:v="urn:schemas-microsoft-com:vml" xmlns:wp14="http://schemas.microsoft.com/office/word/2010/wordprocessingDrawing" xmlns:wp="http://schemas.openxmlformats.org/drawingml/2006/wordprocessingDrawing" xmlns:w10="urn:schemas-microsoft-com:office:word" xmlns:w="http://schemas.openxmlformats.org/wordprocessingml/2006/main" xmlns:w14="http://schemas.microsoft.com/office/word/2010/wordml" xmlns:w15="http://schemas.microsoft.com/office/word/2012/wordml" xmlns:w16cex="http://schemas.microsoft.com/office/word/2018/wordml/cex" xmlns:w16cid="http://schemas.microsoft.com/office/word/2016/wordml/cid" xmlns:w16="http://schemas.microsoft.com/office/word/2018/wordml" xmlns:w16du="http://schemas.microsoft.com/office/word/2023/wordml/word16du" xmlns:w16sdtdh="http://schemas.microsoft.com/office/word/2020/wordml/sdtdatahash" xmlns:w16sdtfl="http://schemas.microsoft.com/office/word/2024/wordml/sdtformatlock" xmlns:w16se="http://schemas.microsoft.com/office/word/2015/wordml/symex" xmlns:wpg="http://schemas.microsoft.com/office/word/2010/wordprocessingGroup" xmlns:wpi="http://schemas.microsoft.com/office/word/2010/wordprocessingInk" xmlns:wne="http://schemas.microsoft.com/office/word/2006/wordml" xmlns:wps="http://schemas.microsoft.com/office/word/2010/wordprocessingShape" mc:Ignorable="w14 w15 w16se w16cid w16 w16cex w16sdtdh w16sdtfl w16du wp14">
   <w:p>
     <w:pPr>
       <w:pStyle w:val="Footer"/>
@@ -11313,7 +10985,7 @@
 </file>
 
 <file path=word/footer4.xml><?xml version="1.0" encoding="utf-8"?>
-<w:ftr xmlns:wpc="http://schemas.microsoft.com/office/word/2010/wordprocessingCanvas" xmlns:cx="http://schemas.microsoft.com/office/drawing/2014/chartex" xmlns:cx1="http://schemas.microsoft.com/office/drawing/2015/9/8/chartex" xmlns:cx2="http://schemas.microsoft.com/office/drawing/2015/10/21/chartex" xmlns:cx3="http://schemas.microsoft.com/office/drawing/2016/5/9/chartex" xmlns:cx4="http://schemas.microsoft.com/office/drawing/2016/5/10/chartex" xmlns:cx5="http://schemas.microsoft.com/office/drawing/2016/5/11/chartex" xmlns:cx6="http://schemas.microsoft.com/office/drawing/2016/5/12/chartex" xmlns:cx7="http://schemas.microsoft.com/office/drawing/2016/5/13/chartex" xmlns:cx8="http://schemas.microsoft.com/office/drawing/2016/5/14/chartex" xmlns:mc="http://schemas.openxmlformats.org/markup-compatibility/2006" xmlns:aink="http://schemas.microsoft.com/office/drawing/2016/ink" xmlns:am3d="http://schemas.microsoft.com/office/drawing/2017/model3d" xmlns:o="urn:schemas-microsoft-com:office:office" xmlns:oel="http://schemas.microsoft.com/office/2019/extlst" xmlns:r="http://schemas.openxmlformats.org/officeDocument/2006/relationships" xmlns:m="http://schemas.openxmlformats.org/officeDocument/2006/math" xmlns:v="urn:schemas-microsoft-com:vml" xmlns:wp14="http://schemas.microsoft.com/office/word/2010/wordprocessingDrawing" xmlns:wp="http://schemas.openxmlformats.org/drawingml/2006/wordprocessingDrawing" xmlns:w10="urn:schemas-microsoft-com:office:word" xmlns:w="http://schemas.openxmlformats.org/wordprocessingml/2006/main" xmlns:w14="http://schemas.microsoft.com/office/word/2010/wordml" xmlns:w15="http://schemas.microsoft.com/office/word/2012/wordml" xmlns:w16cei="http://schemas.microsoft.com/office/word/2026/wordml/cei" xmlns:w16cex="http://schemas.microsoft.com/office/word/2018/wordml/cex" xmlns:w16cid="http://schemas.microsoft.com/office/word/2016/wordml/cid" xmlns:w16="http://schemas.microsoft.com/office/word/2018/wordml" xmlns:w16du="http://schemas.microsoft.com/office/word/2023/wordml/word16du" xmlns:w16sdtdh="http://schemas.microsoft.com/office/word/2020/wordml/sdtdatahash" xmlns:w16sdtfl="http://schemas.microsoft.com/office/word/2024/wordml/sdtformatlock" xmlns:w16se="http://schemas.microsoft.com/office/word/2015/wordml/symex" xmlns:wpg="http://schemas.microsoft.com/office/word/2010/wordprocessingGroup" xmlns:wpi="http://schemas.microsoft.com/office/word/2010/wordprocessingInk" xmlns:wne="http://schemas.microsoft.com/office/word/2006/wordml" xmlns:wps="http://schemas.microsoft.com/office/word/2010/wordprocessingShape" mc:Ignorable="w14 w15 w16se w16cid w16 w16cex w16sdtdh w16sdtfl w16du wp14">
+<w:ftr xmlns:wpc="http://schemas.microsoft.com/office/word/2010/wordprocessingCanvas" xmlns:cx="http://schemas.microsoft.com/office/drawing/2014/chartex" xmlns:cx1="http://schemas.microsoft.com/office/drawing/2015/9/8/chartex" xmlns:cx2="http://schemas.microsoft.com/office/drawing/2015/10/21/chartex" xmlns:cx3="http://schemas.microsoft.com/office/drawing/2016/5/9/chartex" xmlns:cx4="http://schemas.microsoft.com/office/drawing/2016/5/10/chartex" xmlns:cx5="http://schemas.microsoft.com/office/drawing/2016/5/11/chartex" xmlns:cx6="http://schemas.microsoft.com/office/drawing/2016/5/12/chartex" xmlns:cx7="http://schemas.microsoft.com/office/drawing/2016/5/13/chartex" xmlns:cx8="http://schemas.microsoft.com/office/drawing/2016/5/14/chartex" xmlns:mc="http://schemas.openxmlformats.org/markup-compatibility/2006" xmlns:aink="http://schemas.microsoft.com/office/drawing/2016/ink" xmlns:am3d="http://schemas.microsoft.com/office/drawing/2017/model3d" xmlns:o="urn:schemas-microsoft-com:office:office" xmlns:oel="http://schemas.microsoft.com/office/2019/extlst" xmlns:r="http://schemas.openxmlformats.org/officeDocument/2006/relationships" xmlns:m="http://schemas.openxmlformats.org/officeDocument/2006/math" xmlns:v="urn:schemas-microsoft-com:vml" xmlns:wp14="http://schemas.microsoft.com/office/word/2010/wordprocessingDrawing" xmlns:wp="http://schemas.openxmlformats.org/drawingml/2006/wordprocessingDrawing" xmlns:w10="urn:schemas-microsoft-com:office:word" xmlns:w="http://schemas.openxmlformats.org/wordprocessingml/2006/main" xmlns:w14="http://schemas.microsoft.com/office/word/2010/wordml" xmlns:w15="http://schemas.microsoft.com/office/word/2012/wordml" xmlns:w16cex="http://schemas.microsoft.com/office/word/2018/wordml/cex" xmlns:w16cid="http://schemas.microsoft.com/office/word/2016/wordml/cid" xmlns:w16="http://schemas.microsoft.com/office/word/2018/wordml" xmlns:w16du="http://schemas.microsoft.com/office/word/2023/wordml/word16du" xmlns:w16sdtdh="http://schemas.microsoft.com/office/word/2020/wordml/sdtdatahash" xmlns:w16sdtfl="http://schemas.microsoft.com/office/word/2024/wordml/sdtformatlock" xmlns:w16se="http://schemas.microsoft.com/office/word/2015/wordml/symex" xmlns:wpg="http://schemas.microsoft.com/office/word/2010/wordprocessingGroup" xmlns:wpi="http://schemas.microsoft.com/office/word/2010/wordprocessingInk" xmlns:wne="http://schemas.microsoft.com/office/word/2006/wordml" xmlns:wps="http://schemas.microsoft.com/office/word/2010/wordprocessingShape" mc:Ignorable="w14 w15 w16se w16cid w16 w16cex w16sdtdh w16sdtfl w16du wp14">
   <w:p>
     <w:pPr>
       <w:pStyle w:val="Footer"/>
@@ -11422,7 +11094,7 @@
 </file>
 
 <file path=word/footer5.xml><?xml version="1.0" encoding="utf-8"?>
-<w:ftr xmlns:wpc="http://schemas.microsoft.com/office/word/2010/wordprocessingCanvas" xmlns:cx="http://schemas.microsoft.com/office/drawing/2014/chartex" xmlns:cx1="http://schemas.microsoft.com/office/drawing/2015/9/8/chartex" xmlns:cx2="http://schemas.microsoft.com/office/drawing/2015/10/21/chartex" xmlns:cx3="http://schemas.microsoft.com/office/drawing/2016/5/9/chartex" xmlns:cx4="http://schemas.microsoft.com/office/drawing/2016/5/10/chartex" xmlns:cx5="http://schemas.microsoft.com/office/drawing/2016/5/11/chartex" xmlns:cx6="http://schemas.microsoft.com/office/drawing/2016/5/12/chartex" xmlns:cx7="http://schemas.microsoft.com/office/drawing/2016/5/13/chartex" xmlns:cx8="http://schemas.microsoft.com/office/drawing/2016/5/14/chartex" xmlns:mc="http://schemas.openxmlformats.org/markup-compatibility/2006" xmlns:aink="http://schemas.microsoft.com/office/drawing/2016/ink" xmlns:am3d="http://schemas.microsoft.com/office/drawing/2017/model3d" xmlns:o="urn:schemas-microsoft-com:office:office" xmlns:oel="http://schemas.microsoft.com/office/2019/extlst" xmlns:r="http://schemas.openxmlformats.org/officeDocument/2006/relationships" xmlns:m="http://schemas.openxmlformats.org/officeDocument/2006/math" xmlns:v="urn:schemas-microsoft-com:vml" xmlns:wp14="http://schemas.microsoft.com/office/word/2010/wordprocessingDrawing" xmlns:wp="http://schemas.openxmlformats.org/drawingml/2006/wordprocessingDrawing" xmlns:w10="urn:schemas-microsoft-com:office:word" xmlns:w="http://schemas.openxmlformats.org/wordprocessingml/2006/main" xmlns:w14="http://schemas.microsoft.com/office/word/2010/wordml" xmlns:w15="http://schemas.microsoft.com/office/word/2012/wordml" xmlns:w16cei="http://schemas.microsoft.com/office/word/2026/wordml/cei" xmlns:w16cex="http://schemas.microsoft.com/office/word/2018/wordml/cex" xmlns:w16cid="http://schemas.microsoft.com/office/word/2016/wordml/cid" xmlns:w16="http://schemas.microsoft.com/office/word/2018/wordml" xmlns:w16du="http://schemas.microsoft.com/office/word/2023/wordml/word16du" xmlns:w16sdtdh="http://schemas.microsoft.com/office/word/2020/wordml/sdtdatahash" xmlns:w16sdtfl="http://schemas.microsoft.com/office/word/2024/wordml/sdtformatlock" xmlns:w16se="http://schemas.microsoft.com/office/word/2015/wordml/symex" xmlns:wpg="http://schemas.microsoft.com/office/word/2010/wordprocessingGroup" xmlns:wpi="http://schemas.microsoft.com/office/word/2010/wordprocessingInk" xmlns:wne="http://schemas.microsoft.com/office/word/2006/wordml" xmlns:wps="http://schemas.microsoft.com/office/word/2010/wordprocessingShape" mc:Ignorable="w14 w15 w16se w16cid w16 w16cex w16sdtdh w16sdtfl w16du wp14">
+<w:ftr xmlns:wpc="http://schemas.microsoft.com/office/word/2010/wordprocessingCanvas" xmlns:cx="http://schemas.microsoft.com/office/drawing/2014/chartex" xmlns:cx1="http://schemas.microsoft.com/office/drawing/2015/9/8/chartex" xmlns:cx2="http://schemas.microsoft.com/office/drawing/2015/10/21/chartex" xmlns:cx3="http://schemas.microsoft.com/office/drawing/2016/5/9/chartex" xmlns:cx4="http://schemas.microsoft.com/office/drawing/2016/5/10/chartex" xmlns:cx5="http://schemas.microsoft.com/office/drawing/2016/5/11/chartex" xmlns:cx6="http://schemas.microsoft.com/office/drawing/2016/5/12/chartex" xmlns:cx7="http://schemas.microsoft.com/office/drawing/2016/5/13/chartex" xmlns:cx8="http://schemas.microsoft.com/office/drawing/2016/5/14/chartex" xmlns:mc="http://schemas.openxmlformats.org/markup-compatibility/2006" xmlns:aink="http://schemas.microsoft.com/office/drawing/2016/ink" xmlns:am3d="http://schemas.microsoft.com/office/drawing/2017/model3d" xmlns:o="urn:schemas-microsoft-com:office:office" xmlns:oel="http://schemas.microsoft.com/office/2019/extlst" xmlns:r="http://schemas.openxmlformats.org/officeDocument/2006/relationships" xmlns:m="http://schemas.openxmlformats.org/officeDocument/2006/math" xmlns:v="urn:schemas-microsoft-com:vml" xmlns:wp14="http://schemas.microsoft.com/office/word/2010/wordprocessingDrawing" xmlns:wp="http://schemas.openxmlformats.org/drawingml/2006/wordprocessingDrawing" xmlns:w10="urn:schemas-microsoft-com:office:word" xmlns:w="http://schemas.openxmlformats.org/wordprocessingml/2006/main" xmlns:w14="http://schemas.microsoft.com/office/word/2010/wordml" xmlns:w15="http://schemas.microsoft.com/office/word/2012/wordml" xmlns:w16cex="http://schemas.microsoft.com/office/word/2018/wordml/cex" xmlns:w16cid="http://schemas.microsoft.com/office/word/2016/wordml/cid" xmlns:w16="http://schemas.microsoft.com/office/word/2018/wordml" xmlns:w16du="http://schemas.microsoft.com/office/word/2023/wordml/word16du" xmlns:w16sdtdh="http://schemas.microsoft.com/office/word/2020/wordml/sdtdatahash" xmlns:w16sdtfl="http://schemas.microsoft.com/office/word/2024/wordml/sdtformatlock" xmlns:w16se="http://schemas.microsoft.com/office/word/2015/wordml/symex" xmlns:wpg="http://schemas.microsoft.com/office/word/2010/wordprocessingGroup" xmlns:wpi="http://schemas.microsoft.com/office/word/2010/wordprocessingInk" xmlns:wne="http://schemas.microsoft.com/office/word/2006/wordml" xmlns:wps="http://schemas.microsoft.com/office/word/2010/wordprocessingShape" mc:Ignorable="w14 w15 w16se w16cid w16 w16cex w16sdtdh w16sdtfl w16du wp14">
   <w:p>
     <w:pPr>
       <w:pStyle w:val="Footer"/>
@@ -11651,7 +11323,6 @@
             </w:rPr>
             <w:fldChar w:fldCharType="separate"/>
           </w:r>
-          <w:proofErr w:type="spellStart"/>
           <w:r>
             <w:rPr>
               <w:sz w:val="20"/>
@@ -11659,7 +11330,6 @@
             </w:rPr>
             <w:t>i</w:t>
           </w:r>
-          <w:proofErr w:type="spellEnd"/>
           <w:r>
             <w:rPr>
               <w:noProof/>
@@ -11991,7 +11661,7 @@
 </file>
 
 <file path=word/footer6.xml><?xml version="1.0" encoding="utf-8"?>
-<w:ftr xmlns:wpc="http://schemas.microsoft.com/office/word/2010/wordprocessingCanvas" xmlns:cx="http://schemas.microsoft.com/office/drawing/2014/chartex" xmlns:cx1="http://schemas.microsoft.com/office/drawing/2015/9/8/chartex" xmlns:cx2="http://schemas.microsoft.com/office/drawing/2015/10/21/chartex" xmlns:cx3="http://schemas.microsoft.com/office/drawing/2016/5/9/chartex" xmlns:cx4="http://schemas.microsoft.com/office/drawing/2016/5/10/chartex" xmlns:cx5="http://schemas.microsoft.com/office/drawing/2016/5/11/chartex" xmlns:cx6="http://schemas.microsoft.com/office/drawing/2016/5/12/chartex" xmlns:cx7="http://schemas.microsoft.com/office/drawing/2016/5/13/chartex" xmlns:cx8="http://schemas.microsoft.com/office/drawing/2016/5/14/chartex" xmlns:mc="http://schemas.openxmlformats.org/markup-compatibility/2006" xmlns:aink="http://schemas.microsoft.com/office/drawing/2016/ink" xmlns:am3d="http://schemas.microsoft.com/office/drawing/2017/model3d" xmlns:o="urn:schemas-microsoft-com:office:office" xmlns:oel="http://schemas.microsoft.com/office/2019/extlst" xmlns:r="http://schemas.openxmlformats.org/officeDocument/2006/relationships" xmlns:m="http://schemas.openxmlformats.org/officeDocument/2006/math" xmlns:v="urn:schemas-microsoft-com:vml" xmlns:wp14="http://schemas.microsoft.com/office/word/2010/wordprocessingDrawing" xmlns:wp="http://schemas.openxmlformats.org/drawingml/2006/wordprocessingDrawing" xmlns:w10="urn:schemas-microsoft-com:office:word" xmlns:w="http://schemas.openxmlformats.org/wordprocessingml/2006/main" xmlns:w14="http://schemas.microsoft.com/office/word/2010/wordml" xmlns:w15="http://schemas.microsoft.com/office/word/2012/wordml" xmlns:w16cei="http://schemas.microsoft.com/office/word/2026/wordml/cei" xmlns:w16cex="http://schemas.microsoft.com/office/word/2018/wordml/cex" xmlns:w16cid="http://schemas.microsoft.com/office/word/2016/wordml/cid" xmlns:w16="http://schemas.microsoft.com/office/word/2018/wordml" xmlns:w16du="http://schemas.microsoft.com/office/word/2023/wordml/word16du" xmlns:w16sdtdh="http://schemas.microsoft.com/office/word/2020/wordml/sdtdatahash" xmlns:w16sdtfl="http://schemas.microsoft.com/office/word/2024/wordml/sdtformatlock" xmlns:w16se="http://schemas.microsoft.com/office/word/2015/wordml/symex" xmlns:wpg="http://schemas.microsoft.com/office/word/2010/wordprocessingGroup" xmlns:wpi="http://schemas.microsoft.com/office/word/2010/wordprocessingInk" xmlns:wne="http://schemas.microsoft.com/office/word/2006/wordml" xmlns:wps="http://schemas.microsoft.com/office/word/2010/wordprocessingShape" mc:Ignorable="w14 w15 w16se w16cid w16 w16cex w16sdtdh w16sdtfl w16du wp14">
+<w:ftr xmlns:wpc="http://schemas.microsoft.com/office/word/2010/wordprocessingCanvas" xmlns:cx="http://schemas.microsoft.com/office/drawing/2014/chartex" xmlns:cx1="http://schemas.microsoft.com/office/drawing/2015/9/8/chartex" xmlns:cx2="http://schemas.microsoft.com/office/drawing/2015/10/21/chartex" xmlns:cx3="http://schemas.microsoft.com/office/drawing/2016/5/9/chartex" xmlns:cx4="http://schemas.microsoft.com/office/drawing/2016/5/10/chartex" xmlns:cx5="http://schemas.microsoft.com/office/drawing/2016/5/11/chartex" xmlns:cx6="http://schemas.microsoft.com/office/drawing/2016/5/12/chartex" xmlns:cx7="http://schemas.microsoft.com/office/drawing/2016/5/13/chartex" xmlns:cx8="http://schemas.microsoft.com/office/drawing/2016/5/14/chartex" xmlns:mc="http://schemas.openxmlformats.org/markup-compatibility/2006" xmlns:aink="http://schemas.microsoft.com/office/drawing/2016/ink" xmlns:am3d="http://schemas.microsoft.com/office/drawing/2017/model3d" xmlns:o="urn:schemas-microsoft-com:office:office" xmlns:oel="http://schemas.microsoft.com/office/2019/extlst" xmlns:r="http://schemas.openxmlformats.org/officeDocument/2006/relationships" xmlns:m="http://schemas.openxmlformats.org/officeDocument/2006/math" xmlns:v="urn:schemas-microsoft-com:vml" xmlns:wp14="http://schemas.microsoft.com/office/word/2010/wordprocessingDrawing" xmlns:wp="http://schemas.openxmlformats.org/drawingml/2006/wordprocessingDrawing" xmlns:w10="urn:schemas-microsoft-com:office:word" xmlns:w="http://schemas.openxmlformats.org/wordprocessingml/2006/main" xmlns:w14="http://schemas.microsoft.com/office/word/2010/wordml" xmlns:w15="http://schemas.microsoft.com/office/word/2012/wordml" xmlns:w16cex="http://schemas.microsoft.com/office/word/2018/wordml/cex" xmlns:w16cid="http://schemas.microsoft.com/office/word/2016/wordml/cid" xmlns:w16="http://schemas.microsoft.com/office/word/2018/wordml" xmlns:w16du="http://schemas.microsoft.com/office/word/2023/wordml/word16du" xmlns:w16sdtdh="http://schemas.microsoft.com/office/word/2020/wordml/sdtdatahash" xmlns:w16sdtfl="http://schemas.microsoft.com/office/word/2024/wordml/sdtformatlock" xmlns:w16se="http://schemas.microsoft.com/office/word/2015/wordml/symex" xmlns:wpg="http://schemas.microsoft.com/office/word/2010/wordprocessingGroup" xmlns:wpi="http://schemas.microsoft.com/office/word/2010/wordprocessingInk" xmlns:wne="http://schemas.microsoft.com/office/word/2006/wordml" xmlns:wps="http://schemas.microsoft.com/office/word/2010/wordprocessingShape" mc:Ignorable="w14 w15 w16se w16cid w16 w16cex w16sdtdh w16sdtfl w16du wp14">
   <w:p>
     <w:pPr>
       <w:pStyle w:val="Footer"/>
@@ -12100,7 +11770,7 @@
 </file>
 
 <file path=word/footer7.xml><?xml version="1.0" encoding="utf-8"?>
-<w:ftr xmlns:wpc="http://schemas.microsoft.com/office/word/2010/wordprocessingCanvas" xmlns:cx="http://schemas.microsoft.com/office/drawing/2014/chartex" xmlns:cx1="http://schemas.microsoft.com/office/drawing/2015/9/8/chartex" xmlns:cx2="http://schemas.microsoft.com/office/drawing/2015/10/21/chartex" xmlns:cx3="http://schemas.microsoft.com/office/drawing/2016/5/9/chartex" xmlns:cx4="http://schemas.microsoft.com/office/drawing/2016/5/10/chartex" xmlns:cx5="http://schemas.microsoft.com/office/drawing/2016/5/11/chartex" xmlns:cx6="http://schemas.microsoft.com/office/drawing/2016/5/12/chartex" xmlns:cx7="http://schemas.microsoft.com/office/drawing/2016/5/13/chartex" xmlns:cx8="http://schemas.microsoft.com/office/drawing/2016/5/14/chartex" xmlns:mc="http://schemas.openxmlformats.org/markup-compatibility/2006" xmlns:aink="http://schemas.microsoft.com/office/drawing/2016/ink" xmlns:am3d="http://schemas.microsoft.com/office/drawing/2017/model3d" xmlns:o="urn:schemas-microsoft-com:office:office" xmlns:oel="http://schemas.microsoft.com/office/2019/extlst" xmlns:r="http://schemas.openxmlformats.org/officeDocument/2006/relationships" xmlns:m="http://schemas.openxmlformats.org/officeDocument/2006/math" xmlns:v="urn:schemas-microsoft-com:vml" xmlns:wp14="http://schemas.microsoft.com/office/word/2010/wordprocessingDrawing" xmlns:wp="http://schemas.openxmlformats.org/drawingml/2006/wordprocessingDrawing" xmlns:w10="urn:schemas-microsoft-com:office:word" xmlns:w="http://schemas.openxmlformats.org/wordprocessingml/2006/main" xmlns:w14="http://schemas.microsoft.com/office/word/2010/wordml" xmlns:w15="http://schemas.microsoft.com/office/word/2012/wordml" xmlns:w16cei="http://schemas.microsoft.com/office/word/2026/wordml/cei" xmlns:w16cex="http://schemas.microsoft.com/office/word/2018/wordml/cex" xmlns:w16cid="http://schemas.microsoft.com/office/word/2016/wordml/cid" xmlns:w16="http://schemas.microsoft.com/office/word/2018/wordml" xmlns:w16du="http://schemas.microsoft.com/office/word/2023/wordml/word16du" xmlns:w16sdtdh="http://schemas.microsoft.com/office/word/2020/wordml/sdtdatahash" xmlns:w16sdtfl="http://schemas.microsoft.com/office/word/2024/wordml/sdtformatlock" xmlns:w16se="http://schemas.microsoft.com/office/word/2015/wordml/symex" xmlns:wpg="http://schemas.microsoft.com/office/word/2010/wordprocessingGroup" xmlns:wpi="http://schemas.microsoft.com/office/word/2010/wordprocessingInk" xmlns:wne="http://schemas.microsoft.com/office/word/2006/wordml" xmlns:wps="http://schemas.microsoft.com/office/word/2010/wordprocessingShape" mc:Ignorable="w14 w15 w16se w16cid w16 w16cex w16sdtdh w16sdtfl w16du wp14">
+<w:ftr xmlns:wpc="http://schemas.microsoft.com/office/word/2010/wordprocessingCanvas" xmlns:cx="http://schemas.microsoft.com/office/drawing/2014/chartex" xmlns:cx1="http://schemas.microsoft.com/office/drawing/2015/9/8/chartex" xmlns:cx2="http://schemas.microsoft.com/office/drawing/2015/10/21/chartex" xmlns:cx3="http://schemas.microsoft.com/office/drawing/2016/5/9/chartex" xmlns:cx4="http://schemas.microsoft.com/office/drawing/2016/5/10/chartex" xmlns:cx5="http://schemas.microsoft.com/office/drawing/2016/5/11/chartex" xmlns:cx6="http://schemas.microsoft.com/office/drawing/2016/5/12/chartex" xmlns:cx7="http://schemas.microsoft.com/office/drawing/2016/5/13/chartex" xmlns:cx8="http://schemas.microsoft.com/office/drawing/2016/5/14/chartex" xmlns:mc="http://schemas.openxmlformats.org/markup-compatibility/2006" xmlns:aink="http://schemas.microsoft.com/office/drawing/2016/ink" xmlns:am3d="http://schemas.microsoft.com/office/drawing/2017/model3d" xmlns:o="urn:schemas-microsoft-com:office:office" xmlns:oel="http://schemas.microsoft.com/office/2019/extlst" xmlns:r="http://schemas.openxmlformats.org/officeDocument/2006/relationships" xmlns:m="http://schemas.openxmlformats.org/officeDocument/2006/math" xmlns:v="urn:schemas-microsoft-com:vml" xmlns:wp14="http://schemas.microsoft.com/office/word/2010/wordprocessingDrawing" xmlns:wp="http://schemas.openxmlformats.org/drawingml/2006/wordprocessingDrawing" xmlns:w10="urn:schemas-microsoft-com:office:word" xmlns:w="http://schemas.openxmlformats.org/wordprocessingml/2006/main" xmlns:w14="http://schemas.microsoft.com/office/word/2010/wordml" xmlns:w15="http://schemas.microsoft.com/office/word/2012/wordml" xmlns:w16cex="http://schemas.microsoft.com/office/word/2018/wordml/cex" xmlns:w16cid="http://schemas.microsoft.com/office/word/2016/wordml/cid" xmlns:w16="http://schemas.microsoft.com/office/word/2018/wordml" xmlns:w16du="http://schemas.microsoft.com/office/word/2023/wordml/word16du" xmlns:w16sdtdh="http://schemas.microsoft.com/office/word/2020/wordml/sdtdatahash" xmlns:w16sdtfl="http://schemas.microsoft.com/office/word/2024/wordml/sdtformatlock" xmlns:w16se="http://schemas.microsoft.com/office/word/2015/wordml/symex" xmlns:wpg="http://schemas.microsoft.com/office/word/2010/wordprocessingGroup" xmlns:wpi="http://schemas.microsoft.com/office/word/2010/wordprocessingInk" xmlns:wne="http://schemas.microsoft.com/office/word/2006/wordml" xmlns:wps="http://schemas.microsoft.com/office/word/2010/wordprocessingShape" mc:Ignorable="w14 w15 w16se w16cid w16 w16cex w16sdtdh w16sdtfl w16du wp14">
   <w:p>
     <w:pPr>
       <w:pStyle w:val="Footer"/>
@@ -12209,7 +11879,7 @@
 </file>
 
 <file path=word/footer8.xml><?xml version="1.0" encoding="utf-8"?>
-<w:ftr xmlns:wpc="http://schemas.microsoft.com/office/word/2010/wordprocessingCanvas" xmlns:cx="http://schemas.microsoft.com/office/drawing/2014/chartex" xmlns:cx1="http://schemas.microsoft.com/office/drawing/2015/9/8/chartex" xmlns:cx2="http://schemas.microsoft.com/office/drawing/2015/10/21/chartex" xmlns:cx3="http://schemas.microsoft.com/office/drawing/2016/5/9/chartex" xmlns:cx4="http://schemas.microsoft.com/office/drawing/2016/5/10/chartex" xmlns:cx5="http://schemas.microsoft.com/office/drawing/2016/5/11/chartex" xmlns:cx6="http://schemas.microsoft.com/office/drawing/2016/5/12/chartex" xmlns:cx7="http://schemas.microsoft.com/office/drawing/2016/5/13/chartex" xmlns:cx8="http://schemas.microsoft.com/office/drawing/2016/5/14/chartex" xmlns:mc="http://schemas.openxmlformats.org/markup-compatibility/2006" xmlns:aink="http://schemas.microsoft.com/office/drawing/2016/ink" xmlns:am3d="http://schemas.microsoft.com/office/drawing/2017/model3d" xmlns:o="urn:schemas-microsoft-com:office:office" xmlns:oel="http://schemas.microsoft.com/office/2019/extlst" xmlns:r="http://schemas.openxmlformats.org/officeDocument/2006/relationships" xmlns:m="http://schemas.openxmlformats.org/officeDocument/2006/math" xmlns:v="urn:schemas-microsoft-com:vml" xmlns:wp14="http://schemas.microsoft.com/office/word/2010/wordprocessingDrawing" xmlns:wp="http://schemas.openxmlformats.org/drawingml/2006/wordprocessingDrawing" xmlns:w10="urn:schemas-microsoft-com:office:word" xmlns:w="http://schemas.openxmlformats.org/wordprocessingml/2006/main" xmlns:w14="http://schemas.microsoft.com/office/word/2010/wordml" xmlns:w15="http://schemas.microsoft.com/office/word/2012/wordml" xmlns:w16cei="http://schemas.microsoft.com/office/word/2026/wordml/cei" xmlns:w16cex="http://schemas.microsoft.com/office/word/2018/wordml/cex" xmlns:w16cid="http://schemas.microsoft.com/office/word/2016/wordml/cid" xmlns:w16="http://schemas.microsoft.com/office/word/2018/wordml" xmlns:w16du="http://schemas.microsoft.com/office/word/2023/wordml/word16du" xmlns:w16sdtdh="http://schemas.microsoft.com/office/word/2020/wordml/sdtdatahash" xmlns:w16sdtfl="http://schemas.microsoft.com/office/word/2024/wordml/sdtformatlock" xmlns:w16se="http://schemas.microsoft.com/office/word/2015/wordml/symex" xmlns:wpg="http://schemas.microsoft.com/office/word/2010/wordprocessingGroup" xmlns:wpi="http://schemas.microsoft.com/office/word/2010/wordprocessingInk" xmlns:wne="http://schemas.microsoft.com/office/word/2006/wordml" xmlns:wps="http://schemas.microsoft.com/office/word/2010/wordprocessingShape" mc:Ignorable="w14 w15 w16se w16cid w16 w16cex w16sdtdh w16sdtfl w16du wp14">
+<w:ftr xmlns:wpc="http://schemas.microsoft.com/office/word/2010/wordprocessingCanvas" xmlns:cx="http://schemas.microsoft.com/office/drawing/2014/chartex" xmlns:cx1="http://schemas.microsoft.com/office/drawing/2015/9/8/chartex" xmlns:cx2="http://schemas.microsoft.com/office/drawing/2015/10/21/chartex" xmlns:cx3="http://schemas.microsoft.com/office/drawing/2016/5/9/chartex" xmlns:cx4="http://schemas.microsoft.com/office/drawing/2016/5/10/chartex" xmlns:cx5="http://schemas.microsoft.com/office/drawing/2016/5/11/chartex" xmlns:cx6="http://schemas.microsoft.com/office/drawing/2016/5/12/chartex" xmlns:cx7="http://schemas.microsoft.com/office/drawing/2016/5/13/chartex" xmlns:cx8="http://schemas.microsoft.com/office/drawing/2016/5/14/chartex" xmlns:mc="http://schemas.openxmlformats.org/markup-compatibility/2006" xmlns:aink="http://schemas.microsoft.com/office/drawing/2016/ink" xmlns:am3d="http://schemas.microsoft.com/office/drawing/2017/model3d" xmlns:o="urn:schemas-microsoft-com:office:office" xmlns:oel="http://schemas.microsoft.com/office/2019/extlst" xmlns:r="http://schemas.openxmlformats.org/officeDocument/2006/relationships" xmlns:m="http://schemas.openxmlformats.org/officeDocument/2006/math" xmlns:v="urn:schemas-microsoft-com:vml" xmlns:wp14="http://schemas.microsoft.com/office/word/2010/wordprocessingDrawing" xmlns:wp="http://schemas.openxmlformats.org/drawingml/2006/wordprocessingDrawing" xmlns:w10="urn:schemas-microsoft-com:office:word" xmlns:w="http://schemas.openxmlformats.org/wordprocessingml/2006/main" xmlns:w14="http://schemas.microsoft.com/office/word/2010/wordml" xmlns:w15="http://schemas.microsoft.com/office/word/2012/wordml" xmlns:w16cex="http://schemas.microsoft.com/office/word/2018/wordml/cex" xmlns:w16cid="http://schemas.microsoft.com/office/word/2016/wordml/cid" xmlns:w16="http://schemas.microsoft.com/office/word/2018/wordml" xmlns:w16du="http://schemas.microsoft.com/office/word/2023/wordml/word16du" xmlns:w16sdtdh="http://schemas.microsoft.com/office/word/2020/wordml/sdtdatahash" xmlns:w16sdtfl="http://schemas.microsoft.com/office/word/2024/wordml/sdtformatlock" xmlns:w16se="http://schemas.microsoft.com/office/word/2015/wordml/symex" xmlns:wpg="http://schemas.microsoft.com/office/word/2010/wordprocessingGroup" xmlns:wpi="http://schemas.microsoft.com/office/word/2010/wordprocessingInk" xmlns:wne="http://schemas.microsoft.com/office/word/2006/wordml" xmlns:wps="http://schemas.microsoft.com/office/word/2010/wordprocessingShape" mc:Ignorable="w14 w15 w16se w16cid w16 w16cex w16sdtdh w16sdtfl w16du wp14">
   <w:p>
     <w:pPr>
       <w:pStyle w:val="Footer"/>
@@ -12862,7 +12532,7 @@
 </file>
 
 <file path=word/footer9.xml><?xml version="1.0" encoding="utf-8"?>
-<w:ftr xmlns:wpc="http://schemas.microsoft.com/office/word/2010/wordprocessingCanvas" xmlns:cx="http://schemas.microsoft.com/office/drawing/2014/chartex" xmlns:cx1="http://schemas.microsoft.com/office/drawing/2015/9/8/chartex" xmlns:cx2="http://schemas.microsoft.com/office/drawing/2015/10/21/chartex" xmlns:cx3="http://schemas.microsoft.com/office/drawing/2016/5/9/chartex" xmlns:cx4="http://schemas.microsoft.com/office/drawing/2016/5/10/chartex" xmlns:cx5="http://schemas.microsoft.com/office/drawing/2016/5/11/chartex" xmlns:cx6="http://schemas.microsoft.com/office/drawing/2016/5/12/chartex" xmlns:cx7="http://schemas.microsoft.com/office/drawing/2016/5/13/chartex" xmlns:cx8="http://schemas.microsoft.com/office/drawing/2016/5/14/chartex" xmlns:mc="http://schemas.openxmlformats.org/markup-compatibility/2006" xmlns:aink="http://schemas.microsoft.com/office/drawing/2016/ink" xmlns:am3d="http://schemas.microsoft.com/office/drawing/2017/model3d" xmlns:o="urn:schemas-microsoft-com:office:office" xmlns:oel="http://schemas.microsoft.com/office/2019/extlst" xmlns:r="http://schemas.openxmlformats.org/officeDocument/2006/relationships" xmlns:m="http://schemas.openxmlformats.org/officeDocument/2006/math" xmlns:v="urn:schemas-microsoft-com:vml" xmlns:wp14="http://schemas.microsoft.com/office/word/2010/wordprocessingDrawing" xmlns:wp="http://schemas.openxmlformats.org/drawingml/2006/wordprocessingDrawing" xmlns:w10="urn:schemas-microsoft-com:office:word" xmlns:w="http://schemas.openxmlformats.org/wordprocessingml/2006/main" xmlns:w14="http://schemas.microsoft.com/office/word/2010/wordml" xmlns:w15="http://schemas.microsoft.com/office/word/2012/wordml" xmlns:w16cei="http://schemas.microsoft.com/office/word/2026/wordml/cei" xmlns:w16cex="http://schemas.microsoft.com/office/word/2018/wordml/cex" xmlns:w16cid="http://schemas.microsoft.com/office/word/2016/wordml/cid" xmlns:w16="http://schemas.microsoft.com/office/word/2018/wordml" xmlns:w16du="http://schemas.microsoft.com/office/word/2023/wordml/word16du" xmlns:w16sdtdh="http://schemas.microsoft.com/office/word/2020/wordml/sdtdatahash" xmlns:w16sdtfl="http://schemas.microsoft.com/office/word/2024/wordml/sdtformatlock" xmlns:w16se="http://schemas.microsoft.com/office/word/2015/wordml/symex" xmlns:wpg="http://schemas.microsoft.com/office/word/2010/wordprocessingGroup" xmlns:wpi="http://schemas.microsoft.com/office/word/2010/wordprocessingInk" xmlns:wne="http://schemas.microsoft.com/office/word/2006/wordml" xmlns:wps="http://schemas.microsoft.com/office/word/2010/wordprocessingShape" mc:Ignorable="w14 w15 w16se w16cid w16 w16cex w16sdtdh w16sdtfl w16du wp14">
+<w:ftr xmlns:wpc="http://schemas.microsoft.com/office/word/2010/wordprocessingCanvas" xmlns:cx="http://schemas.microsoft.com/office/drawing/2014/chartex" xmlns:cx1="http://schemas.microsoft.com/office/drawing/2015/9/8/chartex" xmlns:cx2="http://schemas.microsoft.com/office/drawing/2015/10/21/chartex" xmlns:cx3="http://schemas.microsoft.com/office/drawing/2016/5/9/chartex" xmlns:cx4="http://schemas.microsoft.com/office/drawing/2016/5/10/chartex" xmlns:cx5="http://schemas.microsoft.com/office/drawing/2016/5/11/chartex" xmlns:cx6="http://schemas.microsoft.com/office/drawing/2016/5/12/chartex" xmlns:cx7="http://schemas.microsoft.com/office/drawing/2016/5/13/chartex" xmlns:cx8="http://schemas.microsoft.com/office/drawing/2016/5/14/chartex" xmlns:mc="http://schemas.openxmlformats.org/markup-compatibility/2006" xmlns:aink="http://schemas.microsoft.com/office/drawing/2016/ink" xmlns:am3d="http://schemas.microsoft.com/office/drawing/2017/model3d" xmlns:o="urn:schemas-microsoft-com:office:office" xmlns:oel="http://schemas.microsoft.com/office/2019/extlst" xmlns:r="http://schemas.openxmlformats.org/officeDocument/2006/relationships" xmlns:m="http://schemas.openxmlformats.org/officeDocument/2006/math" xmlns:v="urn:schemas-microsoft-com:vml" xmlns:wp14="http://schemas.microsoft.com/office/word/2010/wordprocessingDrawing" xmlns:wp="http://schemas.openxmlformats.org/drawingml/2006/wordprocessingDrawing" xmlns:w10="urn:schemas-microsoft-com:office:word" xmlns:w="http://schemas.openxmlformats.org/wordprocessingml/2006/main" xmlns:w14="http://schemas.microsoft.com/office/word/2010/wordml" xmlns:w15="http://schemas.microsoft.com/office/word/2012/wordml" xmlns:w16cex="http://schemas.microsoft.com/office/word/2018/wordml/cex" xmlns:w16cid="http://schemas.microsoft.com/office/word/2016/wordml/cid" xmlns:w16="http://schemas.microsoft.com/office/word/2018/wordml" xmlns:w16du="http://schemas.microsoft.com/office/word/2023/wordml/word16du" xmlns:w16sdtdh="http://schemas.microsoft.com/office/word/2020/wordml/sdtdatahash" xmlns:w16sdtfl="http://schemas.microsoft.com/office/word/2024/wordml/sdtformatlock" xmlns:w16se="http://schemas.microsoft.com/office/word/2015/wordml/symex" xmlns:wpg="http://schemas.microsoft.com/office/word/2010/wordprocessingGroup" xmlns:wpi="http://schemas.microsoft.com/office/word/2010/wordprocessingInk" xmlns:wne="http://schemas.microsoft.com/office/word/2006/wordml" xmlns:wps="http://schemas.microsoft.com/office/word/2010/wordprocessingShape" mc:Ignorable="w14 w15 w16se w16cid w16 w16cex w16sdtdh w16sdtfl w16du wp14">
   <w:p>
     <w:pPr>
       <w:pStyle w:val="Footer"/>
@@ -13069,7 +12739,7 @@
 </file>
 
 <file path=word/footnotes.xml><?xml version="1.0" encoding="utf-8"?>
-<w:footnotes xmlns:wpc="http://schemas.microsoft.com/office/word/2010/wordprocessingCanvas" xmlns:cx="http://schemas.microsoft.com/office/drawing/2014/chartex" xmlns:cx1="http://schemas.microsoft.com/office/drawing/2015/9/8/chartex" xmlns:cx2="http://schemas.microsoft.com/office/drawing/2015/10/21/chartex" xmlns:cx3="http://schemas.microsoft.com/office/drawing/2016/5/9/chartex" xmlns:cx4="http://schemas.microsoft.com/office/drawing/2016/5/10/chartex" xmlns:cx5="http://schemas.microsoft.com/office/drawing/2016/5/11/chartex" xmlns:cx6="http://schemas.microsoft.com/office/drawing/2016/5/12/chartex" xmlns:cx7="http://schemas.microsoft.com/office/drawing/2016/5/13/chartex" xmlns:cx8="http://schemas.microsoft.com/office/drawing/2016/5/14/chartex" xmlns:mc="http://schemas.openxmlformats.org/markup-compatibility/2006" xmlns:aink="http://schemas.microsoft.com/office/drawing/2016/ink" xmlns:am3d="http://schemas.microsoft.com/office/drawing/2017/model3d" xmlns:o="urn:schemas-microsoft-com:office:office" xmlns:oel="http://schemas.microsoft.com/office/2019/extlst" xmlns:r="http://schemas.openxmlformats.org/officeDocument/2006/relationships" xmlns:m="http://schemas.openxmlformats.org/officeDocument/2006/math" xmlns:v="urn:schemas-microsoft-com:vml" xmlns:wp14="http://schemas.microsoft.com/office/word/2010/wordprocessingDrawing" xmlns:wp="http://schemas.openxmlformats.org/drawingml/2006/wordprocessingDrawing" xmlns:w10="urn:schemas-microsoft-com:office:word" xmlns:w="http://schemas.openxmlformats.org/wordprocessingml/2006/main" xmlns:w14="http://schemas.microsoft.com/office/word/2010/wordml" xmlns:w15="http://schemas.microsoft.com/office/word/2012/wordml" xmlns:w16cei="http://schemas.microsoft.com/office/word/2026/wordml/cei" xmlns:w16cex="http://schemas.microsoft.com/office/word/2018/wordml/cex" xmlns:w16cid="http://schemas.microsoft.com/office/word/2016/wordml/cid" xmlns:w16="http://schemas.microsoft.com/office/word/2018/wordml" xmlns:w16du="http://schemas.microsoft.com/office/word/2023/wordml/word16du" xmlns:w16sdtdh="http://schemas.microsoft.com/office/word/2020/wordml/sdtdatahash" xmlns:w16sdtfl="http://schemas.microsoft.com/office/word/2024/wordml/sdtformatlock" xmlns:w16se="http://schemas.microsoft.com/office/word/2015/wordml/symex" xmlns:wpg="http://schemas.microsoft.com/office/word/2010/wordprocessingGroup" xmlns:wpi="http://schemas.microsoft.com/office/word/2010/wordprocessingInk" xmlns:wne="http://schemas.microsoft.com/office/word/2006/wordml" xmlns:wps="http://schemas.microsoft.com/office/word/2010/wordprocessingShape" mc:Ignorable="w14 w15 w16se w16cid w16 w16cex w16sdtdh w16sdtfl w16du wp14">
+<w:footnotes xmlns:wpc="http://schemas.microsoft.com/office/word/2010/wordprocessingCanvas" xmlns:cx="http://schemas.microsoft.com/office/drawing/2014/chartex" xmlns:cx1="http://schemas.microsoft.com/office/drawing/2015/9/8/chartex" xmlns:cx2="http://schemas.microsoft.com/office/drawing/2015/10/21/chartex" xmlns:cx3="http://schemas.microsoft.com/office/drawing/2016/5/9/chartex" xmlns:cx4="http://schemas.microsoft.com/office/drawing/2016/5/10/chartex" xmlns:cx5="http://schemas.microsoft.com/office/drawing/2016/5/11/chartex" xmlns:cx6="http://schemas.microsoft.com/office/drawing/2016/5/12/chartex" xmlns:cx7="http://schemas.microsoft.com/office/drawing/2016/5/13/chartex" xmlns:cx8="http://schemas.microsoft.com/office/drawing/2016/5/14/chartex" xmlns:mc="http://schemas.openxmlformats.org/markup-compatibility/2006" xmlns:aink="http://schemas.microsoft.com/office/drawing/2016/ink" xmlns:am3d="http://schemas.microsoft.com/office/drawing/2017/model3d" xmlns:o="urn:schemas-microsoft-com:office:office" xmlns:oel="http://schemas.microsoft.com/office/2019/extlst" xmlns:r="http://schemas.openxmlformats.org/officeDocument/2006/relationships" xmlns:m="http://schemas.openxmlformats.org/officeDocument/2006/math" xmlns:v="urn:schemas-microsoft-com:vml" xmlns:wp14="http://schemas.microsoft.com/office/word/2010/wordprocessingDrawing" xmlns:wp="http://schemas.openxmlformats.org/drawingml/2006/wordprocessingDrawing" xmlns:w10="urn:schemas-microsoft-com:office:word" xmlns:w="http://schemas.openxmlformats.org/wordprocessingml/2006/main" xmlns:w14="http://schemas.microsoft.com/office/word/2010/wordml" xmlns:w15="http://schemas.microsoft.com/office/word/2012/wordml" xmlns:w16cex="http://schemas.microsoft.com/office/word/2018/wordml/cex" xmlns:w16cid="http://schemas.microsoft.com/office/word/2016/wordml/cid" xmlns:w16="http://schemas.microsoft.com/office/word/2018/wordml" xmlns:w16du="http://schemas.microsoft.com/office/word/2023/wordml/word16du" xmlns:w16sdtdh="http://schemas.microsoft.com/office/word/2020/wordml/sdtdatahash" xmlns:w16sdtfl="http://schemas.microsoft.com/office/word/2024/wordml/sdtformatlock" xmlns:w16se="http://schemas.microsoft.com/office/word/2015/wordml/symex" xmlns:wpg="http://schemas.microsoft.com/office/word/2010/wordprocessingGroup" xmlns:wpi="http://schemas.microsoft.com/office/word/2010/wordprocessingInk" xmlns:wne="http://schemas.microsoft.com/office/word/2006/wordml" xmlns:wps="http://schemas.microsoft.com/office/word/2010/wordprocessingShape" mc:Ignorable="w14 w15 w16se w16cid w16 w16cex w16sdtdh w16sdtfl w16du wp14">
   <w:footnote w:type="separator" w:id="-1">
     <w:p>
       <w:r>
@@ -13088,7 +12758,7 @@
 </file>
 
 <file path=word/header1.xml><?xml version="1.0" encoding="utf-8"?>
-<w:hdr xmlns:wpc="http://schemas.microsoft.com/office/word/2010/wordprocessingCanvas" xmlns:cx="http://schemas.microsoft.com/office/drawing/2014/chartex" xmlns:cx1="http://schemas.microsoft.com/office/drawing/2015/9/8/chartex" xmlns:cx2="http://schemas.microsoft.com/office/drawing/2015/10/21/chartex" xmlns:cx3="http://schemas.microsoft.com/office/drawing/2016/5/9/chartex" xmlns:cx4="http://schemas.microsoft.com/office/drawing/2016/5/10/chartex" xmlns:cx5="http://schemas.microsoft.com/office/drawing/2016/5/11/chartex" xmlns:cx6="http://schemas.microsoft.com/office/drawing/2016/5/12/chartex" xmlns:cx7="http://schemas.microsoft.com/office/drawing/2016/5/13/chartex" xmlns:cx8="http://schemas.microsoft.com/office/drawing/2016/5/14/chartex" xmlns:mc="http://schemas.openxmlformats.org/markup-compatibility/2006" xmlns:aink="http://schemas.microsoft.com/office/drawing/2016/ink" xmlns:am3d="http://schemas.microsoft.com/office/drawing/2017/model3d" xmlns:o="urn:schemas-microsoft-com:office:office" xmlns:oel="http://schemas.microsoft.com/office/2019/extlst" xmlns:r="http://schemas.openxmlformats.org/officeDocument/2006/relationships" xmlns:m="http://schemas.openxmlformats.org/officeDocument/2006/math" xmlns:v="urn:schemas-microsoft-com:vml" xmlns:wp14="http://schemas.microsoft.com/office/word/2010/wordprocessingDrawing" xmlns:wp="http://schemas.openxmlformats.org/drawingml/2006/wordprocessingDrawing" xmlns:w10="urn:schemas-microsoft-com:office:word" xmlns:w="http://schemas.openxmlformats.org/wordprocessingml/2006/main" xmlns:w14="http://schemas.microsoft.com/office/word/2010/wordml" xmlns:w15="http://schemas.microsoft.com/office/word/2012/wordml" xmlns:w16cei="http://schemas.microsoft.com/office/word/2026/wordml/cei" xmlns:w16cex="http://schemas.microsoft.com/office/word/2018/wordml/cex" xmlns:w16cid="http://schemas.microsoft.com/office/word/2016/wordml/cid" xmlns:w16="http://schemas.microsoft.com/office/word/2018/wordml" xmlns:w16du="http://schemas.microsoft.com/office/word/2023/wordml/word16du" xmlns:w16sdtdh="http://schemas.microsoft.com/office/word/2020/wordml/sdtdatahash" xmlns:w16sdtfl="http://schemas.microsoft.com/office/word/2024/wordml/sdtformatlock" xmlns:w16se="http://schemas.microsoft.com/office/word/2015/wordml/symex" xmlns:wpg="http://schemas.microsoft.com/office/word/2010/wordprocessingGroup" xmlns:wpi="http://schemas.microsoft.com/office/word/2010/wordprocessingInk" xmlns:wne="http://schemas.microsoft.com/office/word/2006/wordml" xmlns:wps="http://schemas.microsoft.com/office/word/2010/wordprocessingShape" mc:Ignorable="w14 w15 w16se w16cid w16 w16cex w16sdtdh w16sdtfl w16du wp14">
+<w:hdr xmlns:wpc="http://schemas.microsoft.com/office/word/2010/wordprocessingCanvas" xmlns:cx="http://schemas.microsoft.com/office/drawing/2014/chartex" xmlns:cx1="http://schemas.microsoft.com/office/drawing/2015/9/8/chartex" xmlns:cx2="http://schemas.microsoft.com/office/drawing/2015/10/21/chartex" xmlns:cx3="http://schemas.microsoft.com/office/drawing/2016/5/9/chartex" xmlns:cx4="http://schemas.microsoft.com/office/drawing/2016/5/10/chartex" xmlns:cx5="http://schemas.microsoft.com/office/drawing/2016/5/11/chartex" xmlns:cx6="http://schemas.microsoft.com/office/drawing/2016/5/12/chartex" xmlns:cx7="http://schemas.microsoft.com/office/drawing/2016/5/13/chartex" xmlns:cx8="http://schemas.microsoft.com/office/drawing/2016/5/14/chartex" xmlns:mc="http://schemas.openxmlformats.org/markup-compatibility/2006" xmlns:aink="http://schemas.microsoft.com/office/drawing/2016/ink" xmlns:am3d="http://schemas.microsoft.com/office/drawing/2017/model3d" xmlns:o="urn:schemas-microsoft-com:office:office" xmlns:oel="http://schemas.microsoft.com/office/2019/extlst" xmlns:r="http://schemas.openxmlformats.org/officeDocument/2006/relationships" xmlns:m="http://schemas.openxmlformats.org/officeDocument/2006/math" xmlns:v="urn:schemas-microsoft-com:vml" xmlns:wp14="http://schemas.microsoft.com/office/word/2010/wordprocessingDrawing" xmlns:wp="http://schemas.openxmlformats.org/drawingml/2006/wordprocessingDrawing" xmlns:w10="urn:schemas-microsoft-com:office:word" xmlns:w="http://schemas.openxmlformats.org/wordprocessingml/2006/main" xmlns:w14="http://schemas.microsoft.com/office/word/2010/wordml" xmlns:w15="http://schemas.microsoft.com/office/word/2012/wordml" xmlns:w16cex="http://schemas.microsoft.com/office/word/2018/wordml/cex" xmlns:w16cid="http://schemas.microsoft.com/office/word/2016/wordml/cid" xmlns:w16="http://schemas.microsoft.com/office/word/2018/wordml" xmlns:w16du="http://schemas.microsoft.com/office/word/2023/wordml/word16du" xmlns:w16sdtdh="http://schemas.microsoft.com/office/word/2020/wordml/sdtdatahash" xmlns:w16sdtfl="http://schemas.microsoft.com/office/word/2024/wordml/sdtformatlock" xmlns:w16se="http://schemas.microsoft.com/office/word/2015/wordml/symex" xmlns:wpg="http://schemas.microsoft.com/office/word/2010/wordprocessingGroup" xmlns:wpi="http://schemas.microsoft.com/office/word/2010/wordprocessingInk" xmlns:wne="http://schemas.microsoft.com/office/word/2006/wordml" xmlns:wps="http://schemas.microsoft.com/office/word/2010/wordprocessingShape" mc:Ignorable="w14 w15 w16se w16cid w16 w16cex w16sdtdh w16sdtfl w16du wp14">
   <w:p>
     <w:pPr>
       <w:pStyle w:val="Header"/>
@@ -13146,7 +12816,7 @@
 </file>
 
 <file path=word/header2.xml><?xml version="1.0" encoding="utf-8"?>
-<w:hdr xmlns:wpc="http://schemas.microsoft.com/office/word/2010/wordprocessingCanvas" xmlns:cx="http://schemas.microsoft.com/office/drawing/2014/chartex" xmlns:cx1="http://schemas.microsoft.com/office/drawing/2015/9/8/chartex" xmlns:cx2="http://schemas.microsoft.com/office/drawing/2015/10/21/chartex" xmlns:cx3="http://schemas.microsoft.com/office/drawing/2016/5/9/chartex" xmlns:cx4="http://schemas.microsoft.com/office/drawing/2016/5/10/chartex" xmlns:cx5="http://schemas.microsoft.com/office/drawing/2016/5/11/chartex" xmlns:cx6="http://schemas.microsoft.com/office/drawing/2016/5/12/chartex" xmlns:cx7="http://schemas.microsoft.com/office/drawing/2016/5/13/chartex" xmlns:cx8="http://schemas.microsoft.com/office/drawing/2016/5/14/chartex" xmlns:mc="http://schemas.openxmlformats.org/markup-compatibility/2006" xmlns:aink="http://schemas.microsoft.com/office/drawing/2016/ink" xmlns:am3d="http://schemas.microsoft.com/office/drawing/2017/model3d" xmlns:o="urn:schemas-microsoft-com:office:office" xmlns:oel="http://schemas.microsoft.com/office/2019/extlst" xmlns:r="http://schemas.openxmlformats.org/officeDocument/2006/relationships" xmlns:m="http://schemas.openxmlformats.org/officeDocument/2006/math" xmlns:v="urn:schemas-microsoft-com:vml" xmlns:wp14="http://schemas.microsoft.com/office/word/2010/wordprocessingDrawing" xmlns:wp="http://schemas.openxmlformats.org/drawingml/2006/wordprocessingDrawing" xmlns:w10="urn:schemas-microsoft-com:office:word" xmlns:w="http://schemas.openxmlformats.org/wordprocessingml/2006/main" xmlns:w14="http://schemas.microsoft.com/office/word/2010/wordml" xmlns:w15="http://schemas.microsoft.com/office/word/2012/wordml" xmlns:w16cei="http://schemas.microsoft.com/office/word/2026/wordml/cei" xmlns:w16cex="http://schemas.microsoft.com/office/word/2018/wordml/cex" xmlns:w16cid="http://schemas.microsoft.com/office/word/2016/wordml/cid" xmlns:w16="http://schemas.microsoft.com/office/word/2018/wordml" xmlns:w16du="http://schemas.microsoft.com/office/word/2023/wordml/word16du" xmlns:w16sdtdh="http://schemas.microsoft.com/office/word/2020/wordml/sdtdatahash" xmlns:w16sdtfl="http://schemas.microsoft.com/office/word/2024/wordml/sdtformatlock" xmlns:w16se="http://schemas.microsoft.com/office/word/2015/wordml/symex" xmlns:wpg="http://schemas.microsoft.com/office/word/2010/wordprocessingGroup" xmlns:wpi="http://schemas.microsoft.com/office/word/2010/wordprocessingInk" xmlns:wne="http://schemas.microsoft.com/office/word/2006/wordml" xmlns:wps="http://schemas.microsoft.com/office/word/2010/wordprocessingShape" mc:Ignorable="w14 w15 w16se w16cid w16 w16cex w16sdtdh w16sdtfl w16du wp14">
+<w:hdr xmlns:wpc="http://schemas.microsoft.com/office/word/2010/wordprocessingCanvas" xmlns:cx="http://schemas.microsoft.com/office/drawing/2014/chartex" xmlns:cx1="http://schemas.microsoft.com/office/drawing/2015/9/8/chartex" xmlns:cx2="http://schemas.microsoft.com/office/drawing/2015/10/21/chartex" xmlns:cx3="http://schemas.microsoft.com/office/drawing/2016/5/9/chartex" xmlns:cx4="http://schemas.microsoft.com/office/drawing/2016/5/10/chartex" xmlns:cx5="http://schemas.microsoft.com/office/drawing/2016/5/11/chartex" xmlns:cx6="http://schemas.microsoft.com/office/drawing/2016/5/12/chartex" xmlns:cx7="http://schemas.microsoft.com/office/drawing/2016/5/13/chartex" xmlns:cx8="http://schemas.microsoft.com/office/drawing/2016/5/14/chartex" xmlns:mc="http://schemas.openxmlformats.org/markup-compatibility/2006" xmlns:aink="http://schemas.microsoft.com/office/drawing/2016/ink" xmlns:am3d="http://schemas.microsoft.com/office/drawing/2017/model3d" xmlns:o="urn:schemas-microsoft-com:office:office" xmlns:oel="http://schemas.microsoft.com/office/2019/extlst" xmlns:r="http://schemas.openxmlformats.org/officeDocument/2006/relationships" xmlns:m="http://schemas.openxmlformats.org/officeDocument/2006/math" xmlns:v="urn:schemas-microsoft-com:vml" xmlns:wp14="http://schemas.microsoft.com/office/word/2010/wordprocessingDrawing" xmlns:wp="http://schemas.openxmlformats.org/drawingml/2006/wordprocessingDrawing" xmlns:w10="urn:schemas-microsoft-com:office:word" xmlns:w="http://schemas.openxmlformats.org/wordprocessingml/2006/main" xmlns:w14="http://schemas.microsoft.com/office/word/2010/wordml" xmlns:w15="http://schemas.microsoft.com/office/word/2012/wordml" xmlns:w16cex="http://schemas.microsoft.com/office/word/2018/wordml/cex" xmlns:w16cid="http://schemas.microsoft.com/office/word/2016/wordml/cid" xmlns:w16="http://schemas.microsoft.com/office/word/2018/wordml" xmlns:w16du="http://schemas.microsoft.com/office/word/2023/wordml/word16du" xmlns:w16sdtdh="http://schemas.microsoft.com/office/word/2020/wordml/sdtdatahash" xmlns:w16sdtfl="http://schemas.microsoft.com/office/word/2024/wordml/sdtformatlock" xmlns:w16se="http://schemas.microsoft.com/office/word/2015/wordml/symex" xmlns:wpg="http://schemas.microsoft.com/office/word/2010/wordprocessingGroup" xmlns:wpi="http://schemas.microsoft.com/office/word/2010/wordprocessingInk" xmlns:wne="http://schemas.microsoft.com/office/word/2006/wordml" xmlns:wps="http://schemas.microsoft.com/office/word/2010/wordprocessingShape" mc:Ignorable="w14 w15 w16se w16cid w16 w16cex w16sdtdh w16sdtfl w16du wp14">
   <w:p>
     <w:pPr>
       <w:pStyle w:val="Header"/>
@@ -13205,7 +12875,7 @@
 </file>
 
 <file path=word/header3.xml><?xml version="1.0" encoding="utf-8"?>
-<w:hdr xmlns:wpc="http://schemas.microsoft.com/office/word/2010/wordprocessingCanvas" xmlns:cx="http://schemas.microsoft.com/office/drawing/2014/chartex" xmlns:cx1="http://schemas.microsoft.com/office/drawing/2015/9/8/chartex" xmlns:cx2="http://schemas.microsoft.com/office/drawing/2015/10/21/chartex" xmlns:cx3="http://schemas.microsoft.com/office/drawing/2016/5/9/chartex" xmlns:cx4="http://schemas.microsoft.com/office/drawing/2016/5/10/chartex" xmlns:cx5="http://schemas.microsoft.com/office/drawing/2016/5/11/chartex" xmlns:cx6="http://schemas.microsoft.com/office/drawing/2016/5/12/chartex" xmlns:cx7="http://schemas.microsoft.com/office/drawing/2016/5/13/chartex" xmlns:cx8="http://schemas.microsoft.com/office/drawing/2016/5/14/chartex" xmlns:mc="http://schemas.openxmlformats.org/markup-compatibility/2006" xmlns:aink="http://schemas.microsoft.com/office/drawing/2016/ink" xmlns:am3d="http://schemas.microsoft.com/office/drawing/2017/model3d" xmlns:o="urn:schemas-microsoft-com:office:office" xmlns:oel="http://schemas.microsoft.com/office/2019/extlst" xmlns:r="http://schemas.openxmlformats.org/officeDocument/2006/relationships" xmlns:m="http://schemas.openxmlformats.org/officeDocument/2006/math" xmlns:v="urn:schemas-microsoft-com:vml" xmlns:wp14="http://schemas.microsoft.com/office/word/2010/wordprocessingDrawing" xmlns:wp="http://schemas.openxmlformats.org/drawingml/2006/wordprocessingDrawing" xmlns:w10="urn:schemas-microsoft-com:office:word" xmlns:w="http://schemas.openxmlformats.org/wordprocessingml/2006/main" xmlns:w14="http://schemas.microsoft.com/office/word/2010/wordml" xmlns:w15="http://schemas.microsoft.com/office/word/2012/wordml" xmlns:w16cei="http://schemas.microsoft.com/office/word/2026/wordml/cei" xmlns:w16cex="http://schemas.microsoft.com/office/word/2018/wordml/cex" xmlns:w16cid="http://schemas.microsoft.com/office/word/2016/wordml/cid" xmlns:w16="http://schemas.microsoft.com/office/word/2018/wordml" xmlns:w16du="http://schemas.microsoft.com/office/word/2023/wordml/word16du" xmlns:w16sdtdh="http://schemas.microsoft.com/office/word/2020/wordml/sdtdatahash" xmlns:w16sdtfl="http://schemas.microsoft.com/office/word/2024/wordml/sdtformatlock" xmlns:w16se="http://schemas.microsoft.com/office/word/2015/wordml/symex" xmlns:wpg="http://schemas.microsoft.com/office/word/2010/wordprocessingGroup" xmlns:wpi="http://schemas.microsoft.com/office/word/2010/wordprocessingInk" xmlns:wne="http://schemas.microsoft.com/office/word/2006/wordml" xmlns:wps="http://schemas.microsoft.com/office/word/2010/wordprocessingShape" mc:Ignorable="w14 w15 w16se w16cid w16 w16cex w16sdtdh w16sdtfl w16du wp14">
+<w:hdr xmlns:wpc="http://schemas.microsoft.com/office/word/2010/wordprocessingCanvas" xmlns:cx="http://schemas.microsoft.com/office/drawing/2014/chartex" xmlns:cx1="http://schemas.microsoft.com/office/drawing/2015/9/8/chartex" xmlns:cx2="http://schemas.microsoft.com/office/drawing/2015/10/21/chartex" xmlns:cx3="http://schemas.microsoft.com/office/drawing/2016/5/9/chartex" xmlns:cx4="http://schemas.microsoft.com/office/drawing/2016/5/10/chartex" xmlns:cx5="http://schemas.microsoft.com/office/drawing/2016/5/11/chartex" xmlns:cx6="http://schemas.microsoft.com/office/drawing/2016/5/12/chartex" xmlns:cx7="http://schemas.microsoft.com/office/drawing/2016/5/13/chartex" xmlns:cx8="http://schemas.microsoft.com/office/drawing/2016/5/14/chartex" xmlns:mc="http://schemas.openxmlformats.org/markup-compatibility/2006" xmlns:aink="http://schemas.microsoft.com/office/drawing/2016/ink" xmlns:am3d="http://schemas.microsoft.com/office/drawing/2017/model3d" xmlns:o="urn:schemas-microsoft-com:office:office" xmlns:oel="http://schemas.microsoft.com/office/2019/extlst" xmlns:r="http://schemas.openxmlformats.org/officeDocument/2006/relationships" xmlns:m="http://schemas.openxmlformats.org/officeDocument/2006/math" xmlns:v="urn:schemas-microsoft-com:vml" xmlns:wp14="http://schemas.microsoft.com/office/word/2010/wordprocessingDrawing" xmlns:wp="http://schemas.openxmlformats.org/drawingml/2006/wordprocessingDrawing" xmlns:w10="urn:schemas-microsoft-com:office:word" xmlns:w="http://schemas.openxmlformats.org/wordprocessingml/2006/main" xmlns:w14="http://schemas.microsoft.com/office/word/2010/wordml" xmlns:w15="http://schemas.microsoft.com/office/word/2012/wordml" xmlns:w16cex="http://schemas.microsoft.com/office/word/2018/wordml/cex" xmlns:w16cid="http://schemas.microsoft.com/office/word/2016/wordml/cid" xmlns:w16="http://schemas.microsoft.com/office/word/2018/wordml" xmlns:w16du="http://schemas.microsoft.com/office/word/2023/wordml/word16du" xmlns:w16sdtdh="http://schemas.microsoft.com/office/word/2020/wordml/sdtdatahash" xmlns:w16sdtfl="http://schemas.microsoft.com/office/word/2024/wordml/sdtformatlock" xmlns:w16se="http://schemas.microsoft.com/office/word/2015/wordml/symex" xmlns:wpg="http://schemas.microsoft.com/office/word/2010/wordprocessingGroup" xmlns:wpi="http://schemas.microsoft.com/office/word/2010/wordprocessingInk" xmlns:wne="http://schemas.microsoft.com/office/word/2006/wordml" xmlns:wps="http://schemas.microsoft.com/office/word/2010/wordprocessingShape" mc:Ignorable="w14 w15 w16se w16cid w16 w16cex w16sdtdh w16sdtfl w16du wp14">
   <w:p>
     <w:pPr>
       <w:pStyle w:val="Header"/>
@@ -13263,7 +12933,7 @@
 </file>
 
 <file path=word/header4.xml><?xml version="1.0" encoding="utf-8"?>
-<w:hdr xmlns:wpc="http://schemas.microsoft.com/office/word/2010/wordprocessingCanvas" xmlns:cx="http://schemas.microsoft.com/office/drawing/2014/chartex" xmlns:cx1="http://schemas.microsoft.com/office/drawing/2015/9/8/chartex" xmlns:cx2="http://schemas.microsoft.com/office/drawing/2015/10/21/chartex" xmlns:cx3="http://schemas.microsoft.com/office/drawing/2016/5/9/chartex" xmlns:cx4="http://schemas.microsoft.com/office/drawing/2016/5/10/chartex" xmlns:cx5="http://schemas.microsoft.com/office/drawing/2016/5/11/chartex" xmlns:cx6="http://schemas.microsoft.com/office/drawing/2016/5/12/chartex" xmlns:cx7="http://schemas.microsoft.com/office/drawing/2016/5/13/chartex" xmlns:cx8="http://schemas.microsoft.com/office/drawing/2016/5/14/chartex" xmlns:mc="http://schemas.openxmlformats.org/markup-compatibility/2006" xmlns:aink="http://schemas.microsoft.com/office/drawing/2016/ink" xmlns:am3d="http://schemas.microsoft.com/office/drawing/2017/model3d" xmlns:o="urn:schemas-microsoft-com:office:office" xmlns:oel="http://schemas.microsoft.com/office/2019/extlst" xmlns:r="http://schemas.openxmlformats.org/officeDocument/2006/relationships" xmlns:m="http://schemas.openxmlformats.org/officeDocument/2006/math" xmlns:v="urn:schemas-microsoft-com:vml" xmlns:wp14="http://schemas.microsoft.com/office/word/2010/wordprocessingDrawing" xmlns:wp="http://schemas.openxmlformats.org/drawingml/2006/wordprocessingDrawing" xmlns:w10="urn:schemas-microsoft-com:office:word" xmlns:w="http://schemas.openxmlformats.org/wordprocessingml/2006/main" xmlns:w14="http://schemas.microsoft.com/office/word/2010/wordml" xmlns:w15="http://schemas.microsoft.com/office/word/2012/wordml" xmlns:w16cei="http://schemas.microsoft.com/office/word/2026/wordml/cei" xmlns:w16cex="http://schemas.microsoft.com/office/word/2018/wordml/cex" xmlns:w16cid="http://schemas.microsoft.com/office/word/2016/wordml/cid" xmlns:w16="http://schemas.microsoft.com/office/word/2018/wordml" xmlns:w16du="http://schemas.microsoft.com/office/word/2023/wordml/word16du" xmlns:w16sdtdh="http://schemas.microsoft.com/office/word/2020/wordml/sdtdatahash" xmlns:w16sdtfl="http://schemas.microsoft.com/office/word/2024/wordml/sdtformatlock" xmlns:w16se="http://schemas.microsoft.com/office/word/2015/wordml/symex" xmlns:wpg="http://schemas.microsoft.com/office/word/2010/wordprocessingGroup" xmlns:wpi="http://schemas.microsoft.com/office/word/2010/wordprocessingInk" xmlns:wne="http://schemas.microsoft.com/office/word/2006/wordml" xmlns:wps="http://schemas.microsoft.com/office/word/2010/wordprocessingShape" mc:Ignorable="w14 w15 w16se w16cid w16 w16cex w16sdtdh w16sdtfl w16du wp14">
+<w:hdr xmlns:wpc="http://schemas.microsoft.com/office/word/2010/wordprocessingCanvas" xmlns:cx="http://schemas.microsoft.com/office/drawing/2014/chartex" xmlns:cx1="http://schemas.microsoft.com/office/drawing/2015/9/8/chartex" xmlns:cx2="http://schemas.microsoft.com/office/drawing/2015/10/21/chartex" xmlns:cx3="http://schemas.microsoft.com/office/drawing/2016/5/9/chartex" xmlns:cx4="http://schemas.microsoft.com/office/drawing/2016/5/10/chartex" xmlns:cx5="http://schemas.microsoft.com/office/drawing/2016/5/11/chartex" xmlns:cx6="http://schemas.microsoft.com/office/drawing/2016/5/12/chartex" xmlns:cx7="http://schemas.microsoft.com/office/drawing/2016/5/13/chartex" xmlns:cx8="http://schemas.microsoft.com/office/drawing/2016/5/14/chartex" xmlns:mc="http://schemas.openxmlformats.org/markup-compatibility/2006" xmlns:aink="http://schemas.microsoft.com/office/drawing/2016/ink" xmlns:am3d="http://schemas.microsoft.com/office/drawing/2017/model3d" xmlns:o="urn:schemas-microsoft-com:office:office" xmlns:oel="http://schemas.microsoft.com/office/2019/extlst" xmlns:r="http://schemas.openxmlformats.org/officeDocument/2006/relationships" xmlns:m="http://schemas.openxmlformats.org/officeDocument/2006/math" xmlns:v="urn:schemas-microsoft-com:vml" xmlns:wp14="http://schemas.microsoft.com/office/word/2010/wordprocessingDrawing" xmlns:wp="http://schemas.openxmlformats.org/drawingml/2006/wordprocessingDrawing" xmlns:w10="urn:schemas-microsoft-com:office:word" xmlns:w="http://schemas.openxmlformats.org/wordprocessingml/2006/main" xmlns:w14="http://schemas.microsoft.com/office/word/2010/wordml" xmlns:w15="http://schemas.microsoft.com/office/word/2012/wordml" xmlns:w16cex="http://schemas.microsoft.com/office/word/2018/wordml/cex" xmlns:w16cid="http://schemas.microsoft.com/office/word/2016/wordml/cid" xmlns:w16="http://schemas.microsoft.com/office/word/2018/wordml" xmlns:w16du="http://schemas.microsoft.com/office/word/2023/wordml/word16du" xmlns:w16sdtdh="http://schemas.microsoft.com/office/word/2020/wordml/sdtdatahash" xmlns:w16sdtfl="http://schemas.microsoft.com/office/word/2024/wordml/sdtformatlock" xmlns:w16se="http://schemas.microsoft.com/office/word/2015/wordml/symex" xmlns:wpg="http://schemas.microsoft.com/office/word/2010/wordprocessingGroup" xmlns:wpi="http://schemas.microsoft.com/office/word/2010/wordprocessingInk" xmlns:wne="http://schemas.microsoft.com/office/word/2006/wordml" xmlns:wps="http://schemas.microsoft.com/office/word/2010/wordprocessingShape" mc:Ignorable="w14 w15 w16se w16cid w16 w16cex w16sdtdh w16sdtfl w16du wp14">
   <w:tbl>
     <w:tblPr>
       <w:tblW w:w="0" w:type="auto"/>
@@ -13325,7 +12995,7 @@
 </file>
 
 <file path=word/numbering.xml><?xml version="1.0" encoding="utf-8"?>
-<w:numbering xmlns:wpc="http://schemas.microsoft.com/office/word/2010/wordprocessingCanvas" xmlns:cx="http://schemas.microsoft.com/office/drawing/2014/chartex" xmlns:cx1="http://schemas.microsoft.com/office/drawing/2015/9/8/chartex" xmlns:cx2="http://schemas.microsoft.com/office/drawing/2015/10/21/chartex" xmlns:cx3="http://schemas.microsoft.com/office/drawing/2016/5/9/chartex" xmlns:cx4="http://schemas.microsoft.com/office/drawing/2016/5/10/chartex" xmlns:cx5="http://schemas.microsoft.com/office/drawing/2016/5/11/chartex" xmlns:cx6="http://schemas.microsoft.com/office/drawing/2016/5/12/chartex" xmlns:cx7="http://schemas.microsoft.com/office/drawing/2016/5/13/chartex" xmlns:cx8="http://schemas.microsoft.com/office/drawing/2016/5/14/chartex" xmlns:mc="http://schemas.openxmlformats.org/markup-compatibility/2006" xmlns:aink="http://schemas.microsoft.com/office/drawing/2016/ink" xmlns:am3d="http://schemas.microsoft.com/office/drawing/2017/model3d" xmlns:o="urn:schemas-microsoft-com:office:office" xmlns:oel="http://schemas.microsoft.com/office/2019/extlst" xmlns:r="http://schemas.openxmlformats.org/officeDocument/2006/relationships" xmlns:m="http://schemas.openxmlformats.org/officeDocument/2006/math" xmlns:v="urn:schemas-microsoft-com:vml" xmlns:wp14="http://schemas.microsoft.com/office/word/2010/wordprocessingDrawing" xmlns:wp="http://schemas.openxmlformats.org/drawingml/2006/wordprocessingDrawing" xmlns:w10="urn:schemas-microsoft-com:office:word" xmlns:w="http://schemas.openxmlformats.org/wordprocessingml/2006/main" xmlns:w14="http://schemas.microsoft.com/office/word/2010/wordml" xmlns:w15="http://schemas.microsoft.com/office/word/2012/wordml" xmlns:w16cei="http://schemas.microsoft.com/office/word/2026/wordml/cei" xmlns:w16cex="http://schemas.microsoft.com/office/word/2018/wordml/cex" xmlns:w16cid="http://schemas.microsoft.com/office/word/2016/wordml/cid" xmlns:w16="http://schemas.microsoft.com/office/word/2018/wordml" xmlns:w16du="http://schemas.microsoft.com/office/word/2023/wordml/word16du" xmlns:w16sdtdh="http://schemas.microsoft.com/office/word/2020/wordml/sdtdatahash" xmlns:w16sdtfl="http://schemas.microsoft.com/office/word/2024/wordml/sdtformatlock" xmlns:w16se="http://schemas.microsoft.com/office/word/2015/wordml/symex" xmlns:wpg="http://schemas.microsoft.com/office/word/2010/wordprocessingGroup" xmlns:wpi="http://schemas.microsoft.com/office/word/2010/wordprocessingInk" xmlns:wne="http://schemas.microsoft.com/office/word/2006/wordml" xmlns:wps="http://schemas.microsoft.com/office/word/2010/wordprocessingShape" mc:Ignorable="w14 w15 w16se w16cid w16 w16cex w16sdtdh w16sdtfl w16du wp14">
+<w:numbering xmlns:wpc="http://schemas.microsoft.com/office/word/2010/wordprocessingCanvas" xmlns:cx="http://schemas.microsoft.com/office/drawing/2014/chartex" xmlns:cx1="http://schemas.microsoft.com/office/drawing/2015/9/8/chartex" xmlns:cx2="http://schemas.microsoft.com/office/drawing/2015/10/21/chartex" xmlns:cx3="http://schemas.microsoft.com/office/drawing/2016/5/9/chartex" xmlns:cx4="http://schemas.microsoft.com/office/drawing/2016/5/10/chartex" xmlns:cx5="http://schemas.microsoft.com/office/drawing/2016/5/11/chartex" xmlns:cx6="http://schemas.microsoft.com/office/drawing/2016/5/12/chartex" xmlns:cx7="http://schemas.microsoft.com/office/drawing/2016/5/13/chartex" xmlns:cx8="http://schemas.microsoft.com/office/drawing/2016/5/14/chartex" xmlns:mc="http://schemas.openxmlformats.org/markup-compatibility/2006" xmlns:aink="http://schemas.microsoft.com/office/drawing/2016/ink" xmlns:am3d="http://schemas.microsoft.com/office/drawing/2017/model3d" xmlns:o="urn:schemas-microsoft-com:office:office" xmlns:oel="http://schemas.microsoft.com/office/2019/extlst" xmlns:r="http://schemas.openxmlformats.org/officeDocument/2006/relationships" xmlns:m="http://schemas.openxmlformats.org/officeDocument/2006/math" xmlns:v="urn:schemas-microsoft-com:vml" xmlns:wp14="http://schemas.microsoft.com/office/word/2010/wordprocessingDrawing" xmlns:wp="http://schemas.openxmlformats.org/drawingml/2006/wordprocessingDrawing" xmlns:w10="urn:schemas-microsoft-com:office:word" xmlns:w="http://schemas.openxmlformats.org/wordprocessingml/2006/main" xmlns:w14="http://schemas.microsoft.com/office/word/2010/wordml" xmlns:w15="http://schemas.microsoft.com/office/word/2012/wordml" xmlns:w16cex="http://schemas.microsoft.com/office/word/2018/wordml/cex" xmlns:w16cid="http://schemas.microsoft.com/office/word/2016/wordml/cid" xmlns:w16="http://schemas.microsoft.com/office/word/2018/wordml" xmlns:w16du="http://schemas.microsoft.com/office/word/2023/wordml/word16du" xmlns:w16sdtdh="http://schemas.microsoft.com/office/word/2020/wordml/sdtdatahash" xmlns:w16sdtfl="http://schemas.microsoft.com/office/word/2024/wordml/sdtformatlock" xmlns:w16se="http://schemas.microsoft.com/office/word/2015/wordml/symex" xmlns:wpg="http://schemas.microsoft.com/office/word/2010/wordprocessingGroup" xmlns:wpi="http://schemas.microsoft.com/office/word/2010/wordprocessingInk" xmlns:wne="http://schemas.microsoft.com/office/word/2006/wordml" xmlns:wps="http://schemas.microsoft.com/office/word/2010/wordprocessingShape" mc:Ignorable="w14 w15 w16se w16cid w16 w16cex w16sdtdh w16sdtfl w16du wp14">
   <w:abstractNum w:abstractNumId="0" w15:restartNumberingAfterBreak="0">
     <w:nsid w:val="FFFFFF83"/>
     <w:multiLevelType w:val="singleLevel"/>
@@ -16375,7 +16045,7 @@
 </file>
 
 <file path=word/glossary/document.xml><?xml version="1.0" encoding="utf-8"?>
-<w:glossaryDocument xmlns:wpc="http://schemas.microsoft.com/office/word/2010/wordprocessingCanvas" xmlns:cx="http://schemas.microsoft.com/office/drawing/2014/chartex" xmlns:cx1="http://schemas.microsoft.com/office/drawing/2015/9/8/chartex" xmlns:cx2="http://schemas.microsoft.com/office/drawing/2015/10/21/chartex" xmlns:cx3="http://schemas.microsoft.com/office/drawing/2016/5/9/chartex" xmlns:cx4="http://schemas.microsoft.com/office/drawing/2016/5/10/chartex" xmlns:cx5="http://schemas.microsoft.com/office/drawing/2016/5/11/chartex" xmlns:cx6="http://schemas.microsoft.com/office/drawing/2016/5/12/chartex" xmlns:cx7="http://schemas.microsoft.com/office/drawing/2016/5/13/chartex" xmlns:cx8="http://schemas.microsoft.com/office/drawing/2016/5/14/chartex" xmlns:mc="http://schemas.openxmlformats.org/markup-compatibility/2006" xmlns:aink="http://schemas.microsoft.com/office/drawing/2016/ink" xmlns:am3d="http://schemas.microsoft.com/office/drawing/2017/model3d" xmlns:o="urn:schemas-microsoft-com:office:office" xmlns:oel="http://schemas.microsoft.com/office/2019/extlst" xmlns:r="http://schemas.openxmlformats.org/officeDocument/2006/relationships" xmlns:m="http://schemas.openxmlformats.org/officeDocument/2006/math" xmlns:v="urn:schemas-microsoft-com:vml" xmlns:wp14="http://schemas.microsoft.com/office/word/2010/wordprocessingDrawing" xmlns:wp="http://schemas.openxmlformats.org/drawingml/2006/wordprocessingDrawing" xmlns:w10="urn:schemas-microsoft-com:office:word" xmlns:w="http://schemas.openxmlformats.org/wordprocessingml/2006/main" xmlns:w14="http://schemas.microsoft.com/office/word/2010/wordml" xmlns:w15="http://schemas.microsoft.com/office/word/2012/wordml" xmlns:w16cei="http://schemas.microsoft.com/office/word/2026/wordml/cei" xmlns:w16cex="http://schemas.microsoft.com/office/word/2018/wordml/cex" xmlns:w16cid="http://schemas.microsoft.com/office/word/2016/wordml/cid" xmlns:w16="http://schemas.microsoft.com/office/word/2018/wordml" xmlns:w16du="http://schemas.microsoft.com/office/word/2023/wordml/word16du" xmlns:w16sdtdh="http://schemas.microsoft.com/office/word/2020/wordml/sdtdatahash" xmlns:w16sdtfl="http://schemas.microsoft.com/office/word/2024/wordml/sdtformatlock" xmlns:w16se="http://schemas.microsoft.com/office/word/2015/wordml/symex" xmlns:wpg="http://schemas.microsoft.com/office/word/2010/wordprocessingGroup" xmlns:wpi="http://schemas.microsoft.com/office/word/2010/wordprocessingInk" xmlns:wne="http://schemas.microsoft.com/office/word/2006/wordml" xmlns:wps="http://schemas.microsoft.com/office/word/2010/wordprocessingShape" mc:Ignorable="w14 w15 w16se w16cid w16 w16cex w16sdtdh w16sdtfl w16du wp14">
+<w:glossaryDocument xmlns:wpc="http://schemas.microsoft.com/office/word/2010/wordprocessingCanvas" xmlns:cx="http://schemas.microsoft.com/office/drawing/2014/chartex" xmlns:cx1="http://schemas.microsoft.com/office/drawing/2015/9/8/chartex" xmlns:cx2="http://schemas.microsoft.com/office/drawing/2015/10/21/chartex" xmlns:cx3="http://schemas.microsoft.com/office/drawing/2016/5/9/chartex" xmlns:cx4="http://schemas.microsoft.com/office/drawing/2016/5/10/chartex" xmlns:cx5="http://schemas.microsoft.com/office/drawing/2016/5/11/chartex" xmlns:cx6="http://schemas.microsoft.com/office/drawing/2016/5/12/chartex" xmlns:cx7="http://schemas.microsoft.com/office/drawing/2016/5/13/chartex" xmlns:cx8="http://schemas.microsoft.com/office/drawing/2016/5/14/chartex" xmlns:mc="http://schemas.openxmlformats.org/markup-compatibility/2006" xmlns:aink="http://schemas.microsoft.com/office/drawing/2016/ink" xmlns:am3d="http://schemas.microsoft.com/office/drawing/2017/model3d" xmlns:o="urn:schemas-microsoft-com:office:office" xmlns:oel="http://schemas.microsoft.com/office/2019/extlst" xmlns:r="http://schemas.openxmlformats.org/officeDocument/2006/relationships" xmlns:m="http://schemas.openxmlformats.org/officeDocument/2006/math" xmlns:v="urn:schemas-microsoft-com:vml" xmlns:wp14="http://schemas.microsoft.com/office/word/2010/wordprocessingDrawing" xmlns:wp="http://schemas.openxmlformats.org/drawingml/2006/wordprocessingDrawing" xmlns:w10="urn:schemas-microsoft-com:office:word" xmlns:w="http://schemas.openxmlformats.org/wordprocessingml/2006/main" xmlns:w14="http://schemas.microsoft.com/office/word/2010/wordml" xmlns:w15="http://schemas.microsoft.com/office/word/2012/wordml" xmlns:w16cex="http://schemas.microsoft.com/office/word/2018/wordml/cex" xmlns:w16cid="http://schemas.microsoft.com/office/word/2016/wordml/cid" xmlns:w16="http://schemas.microsoft.com/office/word/2018/wordml" xmlns:w16du="http://schemas.microsoft.com/office/word/2023/wordml/word16du" xmlns:w16sdtdh="http://schemas.microsoft.com/office/word/2020/wordml/sdtdatahash" xmlns:w16sdtfl="http://schemas.microsoft.com/office/word/2024/wordml/sdtformatlock" xmlns:w16se="http://schemas.microsoft.com/office/word/2015/wordml/symex" xmlns:wpg="http://schemas.microsoft.com/office/word/2010/wordprocessingGroup" xmlns:wpi="http://schemas.microsoft.com/office/word/2010/wordprocessingInk" xmlns:wne="http://schemas.microsoft.com/office/word/2006/wordml" xmlns:wps="http://schemas.microsoft.com/office/word/2010/wordprocessingShape" mc:Ignorable="w14 w15 w16se w16cid w16 w16cex w16sdtdh w16sdtfl w16du wp14">
   <w:docParts>
     <w:docPart>
       <w:docPartPr>
@@ -16498,9 +16168,11 @@
     <w:rsid w:val="00042737"/>
     <w:rsid w:val="000A4FD9"/>
     <w:rsid w:val="000A7F7F"/>
+    <w:rsid w:val="000C2831"/>
     <w:rsid w:val="00151A43"/>
     <w:rsid w:val="0017055E"/>
     <w:rsid w:val="00183A52"/>
+    <w:rsid w:val="001A4512"/>
     <w:rsid w:val="001D2450"/>
     <w:rsid w:val="001E5067"/>
     <w:rsid w:val="002010C7"/>
@@ -16510,6 +16182,7 @@
     <w:rsid w:val="002A5F7C"/>
     <w:rsid w:val="002D649E"/>
     <w:rsid w:val="003D402F"/>
+    <w:rsid w:val="00424144"/>
     <w:rsid w:val="00433CE5"/>
     <w:rsid w:val="004513B0"/>
     <w:rsid w:val="0048539C"/>
@@ -16554,6 +16227,7 @@
     <w:rsid w:val="00EF342A"/>
     <w:rsid w:val="00F17C7D"/>
     <w:rsid w:val="00F73F81"/>
+    <w:rsid w:val="00FF0DE2"/>
   </w:rsids>
   <m:mathPr>
     <m:mathFont m:val="Cambria Math"/>
